--- a/uchastniku/03-blank-instruktazhi.docx
+++ b/uchastniku/03-blank-instruktazhi.docx
@@ -50,7 +50,7 @@
           <w:i w:val="0"/>
           <w:sz w:val="22"/>
         </w:rPr>
-        <w:t>По операциям своего процесса выберите участников из списка в этом бланке и подразделения. Впишите участников в пустые ячейки шапки. На пересечении с профессией поставьте код роли по легенде. Готовых кодов в бланке нет.</w:t>
+        <w:t>Смотря на наименование операции, выберите участников процесса из списка в этом бланке и подразделения. Впишите участников в пустые ячейки шапки. На пересечении с операцией проставьте код роли по легенде. Готовых кодов в бланке нет.</w:t>
       </w:r>
     </w:p>
     <w:p>
@@ -72,400 +72,9 @@
     </w:p>
     <w:p>
       <w:pPr>
-        <w:keepNext w:val="0"/>
-        <w:keepLines/>
-        <w:spacing w:before="80" w:after="80" w:line="259" w:lineRule="auto"/>
-        <w:jc w:val="left"/>
-      </w:pPr>
-      <w:r>
-        <w:rPr>
-          <w:rFonts w:ascii="Arial" w:hAnsi="Arial" w:cs="Arial" w:eastAsia="Arial"/>
-          <w:b/>
-          <w:i w:val="0"/>
-          <w:sz w:val="26"/>
-        </w:rPr>
-        <w:t>Операции процесса</w:t>
-      </w:r>
-    </w:p>
-    <w:p>
-      <w:pPr>
-        <w:keepNext w:val="0"/>
-        <w:keepLines/>
-        <w:spacing w:before="0" w:after="80" w:line="259" w:lineRule="auto"/>
-        <w:jc w:val="left"/>
-      </w:pPr>
-      <w:r>
-        <w:rPr>
-          <w:rFonts w:ascii="Arial" w:hAnsi="Arial" w:cs="Arial" w:eastAsia="Arial"/>
-          <w:b w:val="0"/>
-          <w:i/>
-          <w:sz w:val="20"/>
-        </w:rPr>
-        <w:t>Смотрите на наименование операции. Коды ролей рядом с операциями не приведены.</w:t>
-      </w:r>
-    </w:p>
-    <w:p>
-      <w:pPr>
-        <w:keepNext w:val="0"/>
-        <w:keepLines/>
-        <w:spacing w:before="0" w:after="20" w:line="259" w:lineRule="auto"/>
-        <w:jc w:val="left"/>
-      </w:pPr>
-      <w:r>
-        <w:rPr>
-          <w:rFonts w:ascii="Arial" w:hAnsi="Arial" w:cs="Arial" w:eastAsia="Arial"/>
-          <w:b w:val="0"/>
-          <w:i w:val="0"/>
-          <w:sz w:val="21"/>
-        </w:rPr>
-        <w:t>1. Формирование распорядительных документов о назначении лиц, проводящих инструктажи</w:t>
-      </w:r>
-    </w:p>
-    <w:p>
-      <w:pPr>
-        <w:keepNext w:val="0"/>
-        <w:keepLines/>
-        <w:spacing w:before="0" w:after="20" w:line="259" w:lineRule="auto"/>
-        <w:jc w:val="left"/>
-      </w:pPr>
-      <w:r>
-        <w:rPr>
-          <w:rFonts w:ascii="Arial" w:hAnsi="Arial" w:cs="Arial" w:eastAsia="Arial"/>
-          <w:b w:val="0"/>
-          <w:i w:val="0"/>
-          <w:sz w:val="21"/>
-        </w:rPr>
-        <w:t>2. Отслеживание и передача информации о кадровых изменениях</w:t>
-      </w:r>
-    </w:p>
-    <w:p>
-      <w:pPr>
-        <w:keepNext w:val="0"/>
-        <w:keepLines/>
-        <w:spacing w:before="0" w:after="20" w:line="259" w:lineRule="auto"/>
-        <w:jc w:val="left"/>
-      </w:pPr>
-      <w:r>
-        <w:rPr>
-          <w:rFonts w:ascii="Arial" w:hAnsi="Arial" w:cs="Arial" w:eastAsia="Arial"/>
-          <w:b w:val="0"/>
-          <w:i w:val="0"/>
-          <w:sz w:val="21"/>
-        </w:rPr>
-        <w:t>3. Формирование и актуализация перечня профессий (должностей) работников, освобожденных от прохождения первичного инструктажа</w:t>
-      </w:r>
-    </w:p>
-    <w:p>
-      <w:pPr>
-        <w:keepNext w:val="0"/>
-        <w:keepLines/>
-        <w:spacing w:before="0" w:after="20" w:line="259" w:lineRule="auto"/>
-        <w:jc w:val="left"/>
-      </w:pPr>
-      <w:r>
-        <w:rPr>
-          <w:rFonts w:ascii="Arial" w:hAnsi="Arial" w:cs="Arial" w:eastAsia="Arial"/>
-          <w:b w:val="0"/>
-          <w:i w:val="0"/>
-          <w:sz w:val="21"/>
-        </w:rPr>
-        <w:t>4. Разработка программы вводного инструктажа</w:t>
-      </w:r>
-    </w:p>
-    <w:p>
-      <w:pPr>
-        <w:keepNext w:val="0"/>
-        <w:keepLines/>
-        <w:spacing w:before="0" w:after="20" w:line="259" w:lineRule="auto"/>
-        <w:jc w:val="left"/>
-      </w:pPr>
-      <w:r>
-        <w:rPr>
-          <w:rFonts w:ascii="Arial" w:hAnsi="Arial" w:cs="Arial" w:eastAsia="Arial"/>
-          <w:b w:val="0"/>
-          <w:i w:val="0"/>
-          <w:sz w:val="21"/>
-        </w:rPr>
-        <w:t>5. Разработка материалов для проведения вводного инструктажа</w:t>
-      </w:r>
-    </w:p>
-    <w:p>
-      <w:pPr>
-        <w:keepNext w:val="0"/>
-        <w:keepLines/>
-        <w:spacing w:before="0" w:after="20" w:line="259" w:lineRule="auto"/>
-        <w:jc w:val="left"/>
-      </w:pPr>
-      <w:r>
-        <w:rPr>
-          <w:rFonts w:ascii="Arial" w:hAnsi="Arial" w:cs="Arial" w:eastAsia="Arial"/>
-          <w:b w:val="0"/>
-          <w:i w:val="0"/>
-          <w:sz w:val="21"/>
-        </w:rPr>
-        <w:t>6. Проведение вводного инструктажа, а также проверки знания по результатам инструктажа</w:t>
-      </w:r>
-    </w:p>
-    <w:p>
-      <w:pPr>
-        <w:keepNext w:val="0"/>
-        <w:keepLines/>
-        <w:spacing w:before="0" w:after="20" w:line="259" w:lineRule="auto"/>
-        <w:jc w:val="left"/>
-      </w:pPr>
-      <w:r>
-        <w:rPr>
-          <w:rFonts w:ascii="Arial" w:hAnsi="Arial" w:cs="Arial" w:eastAsia="Arial"/>
-          <w:b w:val="0"/>
-          <w:i w:val="0"/>
-          <w:sz w:val="21"/>
-        </w:rPr>
-        <w:t>7. Документирование вводного инструктажа</w:t>
-      </w:r>
-    </w:p>
-    <w:p>
-      <w:pPr>
-        <w:keepNext w:val="0"/>
-        <w:keepLines/>
-        <w:spacing w:before="0" w:after="20" w:line="259" w:lineRule="auto"/>
-        <w:jc w:val="left"/>
-      </w:pPr>
-      <w:r>
-        <w:rPr>
-          <w:rFonts w:ascii="Arial" w:hAnsi="Arial" w:cs="Arial" w:eastAsia="Arial"/>
-          <w:b w:val="0"/>
-          <w:i w:val="0"/>
-          <w:sz w:val="21"/>
-        </w:rPr>
-        <w:t>8. Разработка программ первичного (повторного) инструктажа</w:t>
-      </w:r>
-    </w:p>
-    <w:p>
-      <w:pPr>
-        <w:keepNext w:val="0"/>
-        <w:keepLines/>
-        <w:spacing w:before="0" w:after="20" w:line="259" w:lineRule="auto"/>
-        <w:jc w:val="left"/>
-      </w:pPr>
-      <w:r>
-        <w:rPr>
-          <w:rFonts w:ascii="Arial" w:hAnsi="Arial" w:cs="Arial" w:eastAsia="Arial"/>
-          <w:b w:val="0"/>
-          <w:i w:val="0"/>
-          <w:sz w:val="21"/>
-        </w:rPr>
-        <w:t>9. Разработка материалов для проведения первичного (повторного) инструктажа</w:t>
-      </w:r>
-    </w:p>
-    <w:p>
-      <w:pPr>
-        <w:keepNext w:val="0"/>
-        <w:keepLines/>
-        <w:spacing w:before="0" w:after="20" w:line="259" w:lineRule="auto"/>
-        <w:jc w:val="left"/>
-      </w:pPr>
-      <w:r>
-        <w:rPr>
-          <w:rFonts w:ascii="Arial" w:hAnsi="Arial" w:cs="Arial" w:eastAsia="Arial"/>
-          <w:b w:val="0"/>
-          <w:i w:val="0"/>
-          <w:sz w:val="21"/>
-        </w:rPr>
-        <w:t>10. Проведение первичного инструктажа, а также проверки знания по результатам инструктажа</w:t>
-      </w:r>
-    </w:p>
-    <w:p>
-      <w:pPr>
-        <w:keepNext w:val="0"/>
-        <w:keepLines/>
-        <w:spacing w:before="0" w:after="20" w:line="259" w:lineRule="auto"/>
-        <w:jc w:val="left"/>
-      </w:pPr>
-      <w:r>
-        <w:rPr>
-          <w:rFonts w:ascii="Arial" w:hAnsi="Arial" w:cs="Arial" w:eastAsia="Arial"/>
-          <w:b w:val="0"/>
-          <w:i w:val="0"/>
-          <w:sz w:val="21"/>
-        </w:rPr>
-        <w:t>11. Документирование первичного инструктажа</w:t>
-      </w:r>
-    </w:p>
-    <w:p>
-      <w:pPr>
-        <w:keepNext w:val="0"/>
-        <w:keepLines/>
-        <w:spacing w:before="0" w:after="20" w:line="259" w:lineRule="auto"/>
-        <w:jc w:val="left"/>
-      </w:pPr>
-      <w:r>
-        <w:rPr>
-          <w:rFonts w:ascii="Arial" w:hAnsi="Arial" w:cs="Arial" w:eastAsia="Arial"/>
-          <w:b w:val="0"/>
-          <w:i w:val="0"/>
-          <w:sz w:val="21"/>
-        </w:rPr>
-        <w:t>12. Проведение повторного инструктажа, а также проверки знания по результатам инструктажа</w:t>
-      </w:r>
-    </w:p>
-    <w:p>
-      <w:pPr>
-        <w:keepNext w:val="0"/>
-        <w:keepLines/>
-        <w:spacing w:before="0" w:after="20" w:line="259" w:lineRule="auto"/>
-        <w:jc w:val="left"/>
-      </w:pPr>
-      <w:r>
-        <w:rPr>
-          <w:rFonts w:ascii="Arial" w:hAnsi="Arial" w:cs="Arial" w:eastAsia="Arial"/>
-          <w:b w:val="0"/>
-          <w:i w:val="0"/>
-          <w:sz w:val="21"/>
-        </w:rPr>
-        <w:t>13. Документирование повторного инструктажа</w:t>
-      </w:r>
-    </w:p>
-    <w:p>
-      <w:pPr>
-        <w:keepNext w:val="0"/>
-        <w:keepLines/>
-        <w:spacing w:before="0" w:after="20" w:line="259" w:lineRule="auto"/>
-        <w:jc w:val="left"/>
-      </w:pPr>
-      <w:r>
-        <w:rPr>
-          <w:rFonts w:ascii="Arial" w:hAnsi="Arial" w:cs="Arial" w:eastAsia="Arial"/>
-          <w:b w:val="0"/>
-          <w:i w:val="0"/>
-          <w:sz w:val="21"/>
-        </w:rPr>
-        <w:t>14. Учет и планирование проведения повторных инструктажей</w:t>
-      </w:r>
-    </w:p>
-    <w:p>
-      <w:pPr>
-        <w:keepNext w:val="0"/>
-        <w:keepLines/>
-        <w:spacing w:before="0" w:after="20" w:line="259" w:lineRule="auto"/>
-        <w:jc w:val="left"/>
-      </w:pPr>
-      <w:r>
-        <w:rPr>
-          <w:rFonts w:ascii="Arial" w:hAnsi="Arial" w:cs="Arial" w:eastAsia="Arial"/>
-          <w:b w:val="0"/>
-          <w:i w:val="0"/>
-          <w:sz w:val="21"/>
-        </w:rPr>
-        <w:t>15. Формирование ЛНД о проведении внепланового инструктажа</w:t>
-      </w:r>
-    </w:p>
-    <w:p>
-      <w:pPr>
-        <w:keepNext w:val="0"/>
-        <w:keepLines/>
-        <w:spacing w:before="0" w:after="20" w:line="259" w:lineRule="auto"/>
-        <w:jc w:val="left"/>
-      </w:pPr>
-      <w:r>
-        <w:rPr>
-          <w:rFonts w:ascii="Arial" w:hAnsi="Arial" w:cs="Arial" w:eastAsia="Arial"/>
-          <w:b w:val="0"/>
-          <w:i w:val="0"/>
-          <w:sz w:val="21"/>
-        </w:rPr>
-        <w:t>16. Разработка материалов для проведения внепланового инструктажа</w:t>
-      </w:r>
-    </w:p>
-    <w:p>
-      <w:pPr>
-        <w:keepNext w:val="0"/>
-        <w:keepLines/>
-        <w:spacing w:before="0" w:after="20" w:line="259" w:lineRule="auto"/>
-        <w:jc w:val="left"/>
-      </w:pPr>
-      <w:r>
-        <w:rPr>
-          <w:rFonts w:ascii="Arial" w:hAnsi="Arial" w:cs="Arial" w:eastAsia="Arial"/>
-          <w:b w:val="0"/>
-          <w:i w:val="0"/>
-          <w:sz w:val="21"/>
-        </w:rPr>
-        <w:t>17. Проведение внепланового инструктажа, а также проверки знания по результатам инструктажа</w:t>
-      </w:r>
-    </w:p>
-    <w:p>
-      <w:pPr>
-        <w:keepNext w:val="0"/>
-        <w:keepLines/>
-        <w:spacing w:before="0" w:after="20" w:line="259" w:lineRule="auto"/>
-        <w:jc w:val="left"/>
-      </w:pPr>
-      <w:r>
-        <w:rPr>
-          <w:rFonts w:ascii="Arial" w:hAnsi="Arial" w:cs="Arial" w:eastAsia="Arial"/>
-          <w:b w:val="0"/>
-          <w:i w:val="0"/>
-          <w:sz w:val="21"/>
-        </w:rPr>
-        <w:t>18. Документирование внепланового инструктажа на рабочем месте</w:t>
-      </w:r>
-    </w:p>
-    <w:p>
-      <w:pPr>
-        <w:keepNext w:val="0"/>
-        <w:keepLines/>
-        <w:spacing w:before="0" w:after="20" w:line="259" w:lineRule="auto"/>
-        <w:jc w:val="left"/>
-      </w:pPr>
-      <w:r>
-        <w:rPr>
-          <w:rFonts w:ascii="Arial" w:hAnsi="Arial" w:cs="Arial" w:eastAsia="Arial"/>
-          <w:b w:val="0"/>
-          <w:i w:val="0"/>
-          <w:sz w:val="21"/>
-        </w:rPr>
-        <w:t>19. Разработка материалов для проведения целевого инструктажа</w:t>
-      </w:r>
-    </w:p>
-    <w:p>
-      <w:pPr>
-        <w:keepNext w:val="0"/>
-        <w:keepLines/>
-        <w:spacing w:before="0" w:after="20" w:line="259" w:lineRule="auto"/>
-        <w:jc w:val="left"/>
-      </w:pPr>
-      <w:r>
-        <w:rPr>
-          <w:rFonts w:ascii="Arial" w:hAnsi="Arial" w:cs="Arial" w:eastAsia="Arial"/>
-          <w:b w:val="0"/>
-          <w:i w:val="0"/>
-          <w:sz w:val="21"/>
-        </w:rPr>
-        <w:t>20. Проведение целевого инструктажа, а также проверки знания по результатам инструктажа</w:t>
-      </w:r>
-    </w:p>
-    <w:p>
-      <w:pPr>
-        <w:keepNext w:val="0"/>
-        <w:keepLines/>
-        <w:spacing w:before="0" w:after="20" w:line="259" w:lineRule="auto"/>
-        <w:jc w:val="left"/>
-      </w:pPr>
-      <w:r>
-        <w:rPr>
-          <w:rFonts w:ascii="Arial" w:hAnsi="Arial" w:cs="Arial" w:eastAsia="Arial"/>
-          <w:b w:val="0"/>
-          <w:i w:val="0"/>
-          <w:sz w:val="21"/>
-        </w:rPr>
-        <w:t>21. Документирование целевого инструктажа</w:t>
-      </w:r>
-    </w:p>
-    <w:p>
-      <w:pPr>
         <w:keepNext/>
         <w:keepLines/>
-        <w:spacing w:before="200" w:after="80" w:line="259" w:lineRule="auto"/>
+        <w:spacing w:before="120" w:after="80" w:line="259" w:lineRule="auto"/>
         <w:jc w:val="left"/>
       </w:pPr>
       <w:r>
@@ -1014,7 +623,7 @@
       <w:pPr>
         <w:keepNext w:val="0"/>
         <w:keepLines/>
-        <w:spacing w:before="0" w:after="80" w:line="259" w:lineRule="auto"/>
+        <w:spacing w:before="0" w:after="40" w:line="259" w:lineRule="auto"/>
         <w:jc w:val="left"/>
       </w:pPr>
       <w:r>
@@ -1031,6 +640,23 @@
       <w:pPr>
         <w:keepNext w:val="0"/>
         <w:keepLines/>
+        <w:spacing w:before="0" w:after="40" w:line="259" w:lineRule="auto"/>
+        <w:jc w:val="left"/>
+      </w:pPr>
+      <w:r>
+        <w:rPr>
+          <w:rFonts w:ascii="Arial" w:hAnsi="Arial" w:cs="Arial" w:eastAsia="Arial"/>
+          <w:b/>
+          <w:i w:val="0"/>
+          <w:sz w:val="24"/>
+        </w:rPr>
+        <w:t>Проведение инструктажей по охране труда</w:t>
+      </w:r>
+    </w:p>
+    <w:p>
+      <w:pPr>
+        <w:keepNext w:val="0"/>
+        <w:keepLines/>
         <w:spacing w:before="0" w:after="120" w:line="259" w:lineRule="auto"/>
         <w:jc w:val="left"/>
       </w:pPr>
@@ -1041,7 +667,7 @@
           <w:i w:val="0"/>
           <w:sz w:val="21"/>
         </w:rPr>
-        <w:t>В графе «Наименование профессии» стоят наименования должностей и ролей этого процесса, как они названы в матрице. Отдельного перечня рабочих профессий в разделе процесса нет. В первую строку пустых колонок впишите выбранного участника. Ячейки на пересечении оставьте для кода роли.</w:t>
+        <w:t>В первую строку пустых колонок впишите выбранного участника. Ячейки на пересечении с операцией оставьте для кода роли.</w:t>
       </w:r>
     </w:p>
     <w:tbl>
@@ -1052,26 +678,26 @@
         <w:tblLook w:firstColumn="1" w:firstRow="1" w:lastColumn="0" w:lastRow="0" w:noHBand="0" w:noVBand="1" w:val="04A0"/>
       </w:tblPr>
       <w:tblGrid>
-        <w:gridCol w:w="623"/>
-        <w:gridCol w:w="4195"/>
-        <w:gridCol w:w="1360"/>
-        <w:gridCol w:w="1360"/>
-        <w:gridCol w:w="1360"/>
-        <w:gridCol w:w="1360"/>
-        <w:gridCol w:w="1360"/>
-        <w:gridCol w:w="1360"/>
-        <w:gridCol w:w="1360"/>
-        <w:gridCol w:w="1360"/>
+        <w:gridCol w:w="652"/>
+        <w:gridCol w:w="6435"/>
+        <w:gridCol w:w="1077"/>
+        <w:gridCol w:w="1077"/>
+        <w:gridCol w:w="1077"/>
+        <w:gridCol w:w="1077"/>
+        <w:gridCol w:w="1077"/>
+        <w:gridCol w:w="1077"/>
+        <w:gridCol w:w="1077"/>
+        <w:gridCol w:w="1077"/>
       </w:tblGrid>
       <w:tr>
         <w:trPr>
-          <w:trHeight w:val="1814" w:hRule="atLeast"/>
+          <w:trHeight w:val="1587" w:hRule="atLeast"/>
           <w:tblHeader w:val="true"/>
           <w:cantSplit/>
         </w:trPr>
         <w:tc>
           <w:tcPr>
-            <w:tcW w:type="dxa" w:w="623"/>
+            <w:tcW w:type="dxa" w:w="652"/>
             <w:vAlign w:val="center"/>
             <w:shd w:val="clear" w:color="auto" w:fill="D9D9D9"/>
             <w:tcMar>
@@ -1099,7 +725,7 @@
         </w:tc>
         <w:tc>
           <w:tcPr>
-            <w:tcW w:type="dxa" w:w="4195"/>
+            <w:tcW w:type="dxa" w:w="6435"/>
             <w:vAlign w:val="center"/>
             <w:shd w:val="clear" w:color="auto" w:fill="D9D9D9"/>
             <w:tcMar>
@@ -1121,13 +747,13 @@
                 <w:i w:val="0"/>
                 <w:sz w:val="20"/>
               </w:rPr>
-              <w:t>Наименование профессии</w:t>
+              <w:t>Наименование операции</w:t>
             </w:r>
           </w:p>
         </w:tc>
         <w:tc>
           <w:tcPr>
-            <w:tcW w:type="dxa" w:w="1360"/>
+            <w:tcW w:type="dxa" w:w="1077"/>
             <w:vAlign w:val="center"/>
             <w:shd w:val="clear" w:color="auto" w:fill="FFFFFF"/>
             <w:tcMar>
@@ -1146,7 +772,7 @@
         </w:tc>
         <w:tc>
           <w:tcPr>
-            <w:tcW w:type="dxa" w:w="1360"/>
+            <w:tcW w:type="dxa" w:w="1077"/>
             <w:vAlign w:val="center"/>
             <w:shd w:val="clear" w:color="auto" w:fill="FFFFFF"/>
             <w:tcMar>
@@ -1165,7 +791,7 @@
         </w:tc>
         <w:tc>
           <w:tcPr>
-            <w:tcW w:type="dxa" w:w="1360"/>
+            <w:tcW w:type="dxa" w:w="1077"/>
             <w:vAlign w:val="center"/>
             <w:shd w:val="clear" w:color="auto" w:fill="FFFFFF"/>
             <w:tcMar>
@@ -1184,7 +810,7 @@
         </w:tc>
         <w:tc>
           <w:tcPr>
-            <w:tcW w:type="dxa" w:w="1360"/>
+            <w:tcW w:type="dxa" w:w="1077"/>
             <w:vAlign w:val="center"/>
             <w:shd w:val="clear" w:color="auto" w:fill="FFFFFF"/>
             <w:tcMar>
@@ -1203,7 +829,7 @@
         </w:tc>
         <w:tc>
           <w:tcPr>
-            <w:tcW w:type="dxa" w:w="1360"/>
+            <w:tcW w:type="dxa" w:w="1077"/>
             <w:vAlign w:val="center"/>
             <w:shd w:val="clear" w:color="auto" w:fill="FFFFFF"/>
             <w:tcMar>
@@ -1222,7 +848,7 @@
         </w:tc>
         <w:tc>
           <w:tcPr>
-            <w:tcW w:type="dxa" w:w="1360"/>
+            <w:tcW w:type="dxa" w:w="1077"/>
             <w:vAlign w:val="center"/>
             <w:shd w:val="clear" w:color="auto" w:fill="FFFFFF"/>
             <w:tcMar>
@@ -1241,7 +867,7 @@
         </w:tc>
         <w:tc>
           <w:tcPr>
-            <w:tcW w:type="dxa" w:w="1360"/>
+            <w:tcW w:type="dxa" w:w="1077"/>
             <w:vAlign w:val="center"/>
             <w:shd w:val="clear" w:color="auto" w:fill="FFFFFF"/>
             <w:tcMar>
@@ -1260,7 +886,7 @@
         </w:tc>
         <w:tc>
           <w:tcPr>
-            <w:tcW w:type="dxa" w:w="1360"/>
+            <w:tcW w:type="dxa" w:w="1077"/>
             <w:vAlign w:val="center"/>
             <w:shd w:val="clear" w:color="auto" w:fill="FFFFFF"/>
             <w:tcMar>
@@ -1280,12 +906,12 @@
       </w:tr>
       <w:tr>
         <w:trPr>
-          <w:trHeight w:val="765" w:hRule="atLeast"/>
+          <w:trHeight w:val="595" w:hRule="atLeast"/>
           <w:cantSplit/>
         </w:trPr>
         <w:tc>
           <w:tcPr>
-            <w:tcW w:type="dxa" w:w="623"/>
+            <w:tcW w:type="dxa" w:w="652"/>
             <w:vAlign w:val="center"/>
             <w:tcMar>
               <w:top w:w="40" w:type="dxa"/>
@@ -1312,9 +938,8 @@
         </w:tc>
         <w:tc>
           <w:tcPr>
-            <w:tcW w:type="dxa" w:w="4195"/>
+            <w:tcW w:type="dxa" w:w="6435"/>
             <w:vAlign w:val="center"/>
-            <w:shd w:val="clear" w:color="auto" w:fill="F4F7FB"/>
             <w:tcMar>
               <w:top w:w="40" w:type="dxa"/>
               <w:left w:w="50" w:type="dxa"/>
@@ -1334,13 +959,13 @@
                 <w:i w:val="0"/>
                 <w:sz w:val="18"/>
               </w:rPr>
-              <w:t>Непосредственный руководитель работника</w:t>
+              <w:t>Формирование распорядительных документов о назначении лиц, проводящих инструктажи</w:t>
             </w:r>
           </w:p>
         </w:tc>
         <w:tc>
           <w:tcPr>
-            <w:tcW w:type="dxa" w:w="1360"/>
+            <w:tcW w:type="dxa" w:w="1077"/>
             <w:vAlign w:val="center"/>
             <w:tcMar>
               <w:top w:w="40" w:type="dxa"/>
@@ -1358,7 +983,7 @@
         </w:tc>
         <w:tc>
           <w:tcPr>
-            <w:tcW w:type="dxa" w:w="1360"/>
+            <w:tcW w:type="dxa" w:w="1077"/>
             <w:vAlign w:val="center"/>
             <w:tcMar>
               <w:top w:w="40" w:type="dxa"/>
@@ -1376,7 +1001,7 @@
         </w:tc>
         <w:tc>
           <w:tcPr>
-            <w:tcW w:type="dxa" w:w="1360"/>
+            <w:tcW w:type="dxa" w:w="1077"/>
             <w:vAlign w:val="center"/>
             <w:tcMar>
               <w:top w:w="40" w:type="dxa"/>
@@ -1394,7 +1019,7 @@
         </w:tc>
         <w:tc>
           <w:tcPr>
-            <w:tcW w:type="dxa" w:w="1360"/>
+            <w:tcW w:type="dxa" w:w="1077"/>
             <w:vAlign w:val="center"/>
             <w:tcMar>
               <w:top w:w="40" w:type="dxa"/>
@@ -1412,7 +1037,7 @@
         </w:tc>
         <w:tc>
           <w:tcPr>
-            <w:tcW w:type="dxa" w:w="1360"/>
+            <w:tcW w:type="dxa" w:w="1077"/>
             <w:vAlign w:val="center"/>
             <w:tcMar>
               <w:top w:w="40" w:type="dxa"/>
@@ -1430,7 +1055,7 @@
         </w:tc>
         <w:tc>
           <w:tcPr>
-            <w:tcW w:type="dxa" w:w="1360"/>
+            <w:tcW w:type="dxa" w:w="1077"/>
             <w:vAlign w:val="center"/>
             <w:tcMar>
               <w:top w:w="40" w:type="dxa"/>
@@ -1448,7 +1073,7 @@
         </w:tc>
         <w:tc>
           <w:tcPr>
-            <w:tcW w:type="dxa" w:w="1360"/>
+            <w:tcW w:type="dxa" w:w="1077"/>
             <w:vAlign w:val="center"/>
             <w:tcMar>
               <w:top w:w="40" w:type="dxa"/>
@@ -1466,7 +1091,7 @@
         </w:tc>
         <w:tc>
           <w:tcPr>
-            <w:tcW w:type="dxa" w:w="1360"/>
+            <w:tcW w:type="dxa" w:w="1077"/>
             <w:vAlign w:val="center"/>
             <w:tcMar>
               <w:top w:w="40" w:type="dxa"/>
@@ -1485,12 +1110,12 @@
       </w:tr>
       <w:tr>
         <w:trPr>
-          <w:trHeight w:val="765" w:hRule="atLeast"/>
+          <w:trHeight w:val="595" w:hRule="atLeast"/>
           <w:cantSplit/>
         </w:trPr>
         <w:tc>
           <w:tcPr>
-            <w:tcW w:type="dxa" w:w="623"/>
+            <w:tcW w:type="dxa" w:w="652"/>
             <w:vAlign w:val="center"/>
             <w:tcMar>
               <w:top w:w="40" w:type="dxa"/>
@@ -1517,9 +1142,8 @@
         </w:tc>
         <w:tc>
           <w:tcPr>
-            <w:tcW w:type="dxa" w:w="4195"/>
+            <w:tcW w:type="dxa" w:w="6435"/>
             <w:vAlign w:val="center"/>
-            <w:shd w:val="clear" w:color="auto" w:fill="F4F7FB"/>
             <w:tcMar>
               <w:top w:w="40" w:type="dxa"/>
               <w:left w:w="50" w:type="dxa"/>
@@ -1539,13 +1163,13 @@
                 <w:i w:val="0"/>
                 <w:sz w:val="18"/>
               </w:rPr>
-              <w:t>Непосредственный руководитель работ</w:t>
+              <w:t>Отслеживание и передача информации о кадровых изменениях</w:t>
             </w:r>
           </w:p>
         </w:tc>
         <w:tc>
           <w:tcPr>
-            <w:tcW w:type="dxa" w:w="1360"/>
+            <w:tcW w:type="dxa" w:w="1077"/>
             <w:vAlign w:val="center"/>
             <w:tcMar>
               <w:top w:w="40" w:type="dxa"/>
@@ -1563,7 +1187,7 @@
         </w:tc>
         <w:tc>
           <w:tcPr>
-            <w:tcW w:type="dxa" w:w="1360"/>
+            <w:tcW w:type="dxa" w:w="1077"/>
             <w:vAlign w:val="center"/>
             <w:tcMar>
               <w:top w:w="40" w:type="dxa"/>
@@ -1581,7 +1205,7 @@
         </w:tc>
         <w:tc>
           <w:tcPr>
-            <w:tcW w:type="dxa" w:w="1360"/>
+            <w:tcW w:type="dxa" w:w="1077"/>
             <w:vAlign w:val="center"/>
             <w:tcMar>
               <w:top w:w="40" w:type="dxa"/>
@@ -1599,7 +1223,7 @@
         </w:tc>
         <w:tc>
           <w:tcPr>
-            <w:tcW w:type="dxa" w:w="1360"/>
+            <w:tcW w:type="dxa" w:w="1077"/>
             <w:vAlign w:val="center"/>
             <w:tcMar>
               <w:top w:w="40" w:type="dxa"/>
@@ -1617,7 +1241,7 @@
         </w:tc>
         <w:tc>
           <w:tcPr>
-            <w:tcW w:type="dxa" w:w="1360"/>
+            <w:tcW w:type="dxa" w:w="1077"/>
             <w:vAlign w:val="center"/>
             <w:tcMar>
               <w:top w:w="40" w:type="dxa"/>
@@ -1635,7 +1259,7 @@
         </w:tc>
         <w:tc>
           <w:tcPr>
-            <w:tcW w:type="dxa" w:w="1360"/>
+            <w:tcW w:type="dxa" w:w="1077"/>
             <w:vAlign w:val="center"/>
             <w:tcMar>
               <w:top w:w="40" w:type="dxa"/>
@@ -1653,7 +1277,7 @@
         </w:tc>
         <w:tc>
           <w:tcPr>
-            <w:tcW w:type="dxa" w:w="1360"/>
+            <w:tcW w:type="dxa" w:w="1077"/>
             <w:vAlign w:val="center"/>
             <w:tcMar>
               <w:top w:w="40" w:type="dxa"/>
@@ -1671,7 +1295,7 @@
         </w:tc>
         <w:tc>
           <w:tcPr>
-            <w:tcW w:type="dxa" w:w="1360"/>
+            <w:tcW w:type="dxa" w:w="1077"/>
             <w:vAlign w:val="center"/>
             <w:tcMar>
               <w:top w:w="40" w:type="dxa"/>
@@ -1690,12 +1314,12 @@
       </w:tr>
       <w:tr>
         <w:trPr>
-          <w:trHeight w:val="765" w:hRule="atLeast"/>
+          <w:trHeight w:val="595" w:hRule="atLeast"/>
           <w:cantSplit/>
         </w:trPr>
         <w:tc>
           <w:tcPr>
-            <w:tcW w:type="dxa" w:w="623"/>
+            <w:tcW w:type="dxa" w:w="652"/>
             <w:vAlign w:val="center"/>
             <w:tcMar>
               <w:top w:w="40" w:type="dxa"/>
@@ -1722,9 +1346,8 @@
         </w:tc>
         <w:tc>
           <w:tcPr>
-            <w:tcW w:type="dxa" w:w="4195"/>
+            <w:tcW w:type="dxa" w:w="6435"/>
             <w:vAlign w:val="center"/>
-            <w:shd w:val="clear" w:color="auto" w:fill="F4F7FB"/>
             <w:tcMar>
               <w:top w:w="40" w:type="dxa"/>
               <w:left w:w="50" w:type="dxa"/>
@@ -1744,13 +1367,13 @@
                 <w:i w:val="0"/>
                 <w:sz w:val="18"/>
               </w:rPr>
-              <w:t>Руководитель структурного подразделения</w:t>
+              <w:t>Формирование и актуализация перечня профессий (должностей) работников, освобожденных от прохождения первичного инструктажа</w:t>
             </w:r>
           </w:p>
         </w:tc>
         <w:tc>
           <w:tcPr>
-            <w:tcW w:type="dxa" w:w="1360"/>
+            <w:tcW w:type="dxa" w:w="1077"/>
             <w:vAlign w:val="center"/>
             <w:tcMar>
               <w:top w:w="40" w:type="dxa"/>
@@ -1768,7 +1391,7 @@
         </w:tc>
         <w:tc>
           <w:tcPr>
-            <w:tcW w:type="dxa" w:w="1360"/>
+            <w:tcW w:type="dxa" w:w="1077"/>
             <w:vAlign w:val="center"/>
             <w:tcMar>
               <w:top w:w="40" w:type="dxa"/>
@@ -1786,7 +1409,7 @@
         </w:tc>
         <w:tc>
           <w:tcPr>
-            <w:tcW w:type="dxa" w:w="1360"/>
+            <w:tcW w:type="dxa" w:w="1077"/>
             <w:vAlign w:val="center"/>
             <w:tcMar>
               <w:top w:w="40" w:type="dxa"/>
@@ -1804,7 +1427,7 @@
         </w:tc>
         <w:tc>
           <w:tcPr>
-            <w:tcW w:type="dxa" w:w="1360"/>
+            <w:tcW w:type="dxa" w:w="1077"/>
             <w:vAlign w:val="center"/>
             <w:tcMar>
               <w:top w:w="40" w:type="dxa"/>
@@ -1822,7 +1445,7 @@
         </w:tc>
         <w:tc>
           <w:tcPr>
-            <w:tcW w:type="dxa" w:w="1360"/>
+            <w:tcW w:type="dxa" w:w="1077"/>
             <w:vAlign w:val="center"/>
             <w:tcMar>
               <w:top w:w="40" w:type="dxa"/>
@@ -1840,7 +1463,7 @@
         </w:tc>
         <w:tc>
           <w:tcPr>
-            <w:tcW w:type="dxa" w:w="1360"/>
+            <w:tcW w:type="dxa" w:w="1077"/>
             <w:vAlign w:val="center"/>
             <w:tcMar>
               <w:top w:w="40" w:type="dxa"/>
@@ -1858,7 +1481,7 @@
         </w:tc>
         <w:tc>
           <w:tcPr>
-            <w:tcW w:type="dxa" w:w="1360"/>
+            <w:tcW w:type="dxa" w:w="1077"/>
             <w:vAlign w:val="center"/>
             <w:tcMar>
               <w:top w:w="40" w:type="dxa"/>
@@ -1876,7 +1499,7 @@
         </w:tc>
         <w:tc>
           <w:tcPr>
-            <w:tcW w:type="dxa" w:w="1360"/>
+            <w:tcW w:type="dxa" w:w="1077"/>
             <w:vAlign w:val="center"/>
             <w:tcMar>
               <w:top w:w="40" w:type="dxa"/>
@@ -1895,12 +1518,12 @@
       </w:tr>
       <w:tr>
         <w:trPr>
-          <w:trHeight w:val="765" w:hRule="atLeast"/>
+          <w:trHeight w:val="595" w:hRule="atLeast"/>
           <w:cantSplit/>
         </w:trPr>
         <w:tc>
           <w:tcPr>
-            <w:tcW w:type="dxa" w:w="623"/>
+            <w:tcW w:type="dxa" w:w="652"/>
             <w:vAlign w:val="center"/>
             <w:tcMar>
               <w:top w:w="40" w:type="dxa"/>
@@ -1927,9 +1550,8 @@
         </w:tc>
         <w:tc>
           <w:tcPr>
-            <w:tcW w:type="dxa" w:w="4195"/>
+            <w:tcW w:type="dxa" w:w="6435"/>
             <w:vAlign w:val="center"/>
-            <w:shd w:val="clear" w:color="auto" w:fill="F4F7FB"/>
             <w:tcMar>
               <w:top w:w="40" w:type="dxa"/>
               <w:left w:w="50" w:type="dxa"/>
@@ -1949,13 +1571,13 @@
                 <w:i w:val="0"/>
                 <w:sz w:val="18"/>
               </w:rPr>
-              <w:t>Структурное подразделение по охране труда ДО</w:t>
+              <w:t>Разработка программы вводного инструктажа</w:t>
             </w:r>
           </w:p>
         </w:tc>
         <w:tc>
           <w:tcPr>
-            <w:tcW w:type="dxa" w:w="1360"/>
+            <w:tcW w:type="dxa" w:w="1077"/>
             <w:vAlign w:val="center"/>
             <w:tcMar>
               <w:top w:w="40" w:type="dxa"/>
@@ -1973,7 +1595,7 @@
         </w:tc>
         <w:tc>
           <w:tcPr>
-            <w:tcW w:type="dxa" w:w="1360"/>
+            <w:tcW w:type="dxa" w:w="1077"/>
             <w:vAlign w:val="center"/>
             <w:tcMar>
               <w:top w:w="40" w:type="dxa"/>
@@ -1991,7 +1613,7 @@
         </w:tc>
         <w:tc>
           <w:tcPr>
-            <w:tcW w:type="dxa" w:w="1360"/>
+            <w:tcW w:type="dxa" w:w="1077"/>
             <w:vAlign w:val="center"/>
             <w:tcMar>
               <w:top w:w="40" w:type="dxa"/>
@@ -2009,7 +1631,7 @@
         </w:tc>
         <w:tc>
           <w:tcPr>
-            <w:tcW w:type="dxa" w:w="1360"/>
+            <w:tcW w:type="dxa" w:w="1077"/>
             <w:vAlign w:val="center"/>
             <w:tcMar>
               <w:top w:w="40" w:type="dxa"/>
@@ -2027,7 +1649,7 @@
         </w:tc>
         <w:tc>
           <w:tcPr>
-            <w:tcW w:type="dxa" w:w="1360"/>
+            <w:tcW w:type="dxa" w:w="1077"/>
             <w:vAlign w:val="center"/>
             <w:tcMar>
               <w:top w:w="40" w:type="dxa"/>
@@ -2045,7 +1667,7 @@
         </w:tc>
         <w:tc>
           <w:tcPr>
-            <w:tcW w:type="dxa" w:w="1360"/>
+            <w:tcW w:type="dxa" w:w="1077"/>
             <w:vAlign w:val="center"/>
             <w:tcMar>
               <w:top w:w="40" w:type="dxa"/>
@@ -2063,7 +1685,7 @@
         </w:tc>
         <w:tc>
           <w:tcPr>
-            <w:tcW w:type="dxa" w:w="1360"/>
+            <w:tcW w:type="dxa" w:w="1077"/>
             <w:vAlign w:val="center"/>
             <w:tcMar>
               <w:top w:w="40" w:type="dxa"/>
@@ -2081,7 +1703,7 @@
         </w:tc>
         <w:tc>
           <w:tcPr>
-            <w:tcW w:type="dxa" w:w="1360"/>
+            <w:tcW w:type="dxa" w:w="1077"/>
             <w:vAlign w:val="center"/>
             <w:tcMar>
               <w:top w:w="40" w:type="dxa"/>
@@ -2100,12 +1722,12 @@
       </w:tr>
       <w:tr>
         <w:trPr>
-          <w:trHeight w:val="765" w:hRule="atLeast"/>
+          <w:trHeight w:val="595" w:hRule="atLeast"/>
           <w:cantSplit/>
         </w:trPr>
         <w:tc>
           <w:tcPr>
-            <w:tcW w:type="dxa" w:w="623"/>
+            <w:tcW w:type="dxa" w:w="652"/>
             <w:vAlign w:val="center"/>
             <w:tcMar>
               <w:top w:w="40" w:type="dxa"/>
@@ -2132,9 +1754,8 @@
         </w:tc>
         <w:tc>
           <w:tcPr>
-            <w:tcW w:type="dxa" w:w="4195"/>
+            <w:tcW w:type="dxa" w:w="6435"/>
             <w:vAlign w:val="center"/>
-            <w:shd w:val="clear" w:color="auto" w:fill="F4F7FB"/>
             <w:tcMar>
               <w:top w:w="40" w:type="dxa"/>
               <w:left w:w="50" w:type="dxa"/>
@@ -2154,13 +1775,13 @@
                 <w:i w:val="0"/>
                 <w:sz w:val="18"/>
               </w:rPr>
-              <w:t>Служба управления персоналом</w:t>
+              <w:t>Разработка материалов для проведения вводного инструктажа</w:t>
             </w:r>
           </w:p>
         </w:tc>
         <w:tc>
           <w:tcPr>
-            <w:tcW w:type="dxa" w:w="1360"/>
+            <w:tcW w:type="dxa" w:w="1077"/>
             <w:vAlign w:val="center"/>
             <w:tcMar>
               <w:top w:w="40" w:type="dxa"/>
@@ -2178,7 +1799,7 @@
         </w:tc>
         <w:tc>
           <w:tcPr>
-            <w:tcW w:type="dxa" w:w="1360"/>
+            <w:tcW w:type="dxa" w:w="1077"/>
             <w:vAlign w:val="center"/>
             <w:tcMar>
               <w:top w:w="40" w:type="dxa"/>
@@ -2196,7 +1817,7 @@
         </w:tc>
         <w:tc>
           <w:tcPr>
-            <w:tcW w:type="dxa" w:w="1360"/>
+            <w:tcW w:type="dxa" w:w="1077"/>
             <w:vAlign w:val="center"/>
             <w:tcMar>
               <w:top w:w="40" w:type="dxa"/>
@@ -2214,7 +1835,7 @@
         </w:tc>
         <w:tc>
           <w:tcPr>
-            <w:tcW w:type="dxa" w:w="1360"/>
+            <w:tcW w:type="dxa" w:w="1077"/>
             <w:vAlign w:val="center"/>
             <w:tcMar>
               <w:top w:w="40" w:type="dxa"/>
@@ -2232,7 +1853,7 @@
         </w:tc>
         <w:tc>
           <w:tcPr>
-            <w:tcW w:type="dxa" w:w="1360"/>
+            <w:tcW w:type="dxa" w:w="1077"/>
             <w:vAlign w:val="center"/>
             <w:tcMar>
               <w:top w:w="40" w:type="dxa"/>
@@ -2250,7 +1871,7 @@
         </w:tc>
         <w:tc>
           <w:tcPr>
-            <w:tcW w:type="dxa" w:w="1360"/>
+            <w:tcW w:type="dxa" w:w="1077"/>
             <w:vAlign w:val="center"/>
             <w:tcMar>
               <w:top w:w="40" w:type="dxa"/>
@@ -2268,7 +1889,7 @@
         </w:tc>
         <w:tc>
           <w:tcPr>
-            <w:tcW w:type="dxa" w:w="1360"/>
+            <w:tcW w:type="dxa" w:w="1077"/>
             <w:vAlign w:val="center"/>
             <w:tcMar>
               <w:top w:w="40" w:type="dxa"/>
@@ -2286,7 +1907,7 @@
         </w:tc>
         <w:tc>
           <w:tcPr>
-            <w:tcW w:type="dxa" w:w="1360"/>
+            <w:tcW w:type="dxa" w:w="1077"/>
             <w:vAlign w:val="center"/>
             <w:tcMar>
               <w:top w:w="40" w:type="dxa"/>
@@ -2305,12 +1926,12 @@
       </w:tr>
       <w:tr>
         <w:trPr>
-          <w:trHeight w:val="765" w:hRule="atLeast"/>
+          <w:trHeight w:val="595" w:hRule="atLeast"/>
           <w:cantSplit/>
         </w:trPr>
         <w:tc>
           <w:tcPr>
-            <w:tcW w:type="dxa" w:w="623"/>
+            <w:tcW w:type="dxa" w:w="652"/>
             <w:vAlign w:val="center"/>
             <w:tcMar>
               <w:top w:w="40" w:type="dxa"/>
@@ -2337,9 +1958,8 @@
         </w:tc>
         <w:tc>
           <w:tcPr>
-            <w:tcW w:type="dxa" w:w="4195"/>
+            <w:tcW w:type="dxa" w:w="6435"/>
             <w:vAlign w:val="center"/>
-            <w:shd w:val="clear" w:color="auto" w:fill="F4F7FB"/>
             <w:tcMar>
               <w:top w:w="40" w:type="dxa"/>
               <w:left w:w="50" w:type="dxa"/>
@@ -2359,13 +1979,13 @@
                 <w:i w:val="0"/>
                 <w:sz w:val="18"/>
               </w:rPr>
-              <w:t>Профсоюзный комитет (при наличии)</w:t>
+              <w:t>Проведение вводного инструктажа, а также проверки знания по результатам инструктажа</w:t>
             </w:r>
           </w:p>
         </w:tc>
         <w:tc>
           <w:tcPr>
-            <w:tcW w:type="dxa" w:w="1360"/>
+            <w:tcW w:type="dxa" w:w="1077"/>
             <w:vAlign w:val="center"/>
             <w:tcMar>
               <w:top w:w="40" w:type="dxa"/>
@@ -2383,7 +2003,7 @@
         </w:tc>
         <w:tc>
           <w:tcPr>
-            <w:tcW w:type="dxa" w:w="1360"/>
+            <w:tcW w:type="dxa" w:w="1077"/>
             <w:vAlign w:val="center"/>
             <w:tcMar>
               <w:top w:w="40" w:type="dxa"/>
@@ -2401,7 +2021,7 @@
         </w:tc>
         <w:tc>
           <w:tcPr>
-            <w:tcW w:type="dxa" w:w="1360"/>
+            <w:tcW w:type="dxa" w:w="1077"/>
             <w:vAlign w:val="center"/>
             <w:tcMar>
               <w:top w:w="40" w:type="dxa"/>
@@ -2419,7 +2039,7 @@
         </w:tc>
         <w:tc>
           <w:tcPr>
-            <w:tcW w:type="dxa" w:w="1360"/>
+            <w:tcW w:type="dxa" w:w="1077"/>
             <w:vAlign w:val="center"/>
             <w:tcMar>
               <w:top w:w="40" w:type="dxa"/>
@@ -2437,7 +2057,7 @@
         </w:tc>
         <w:tc>
           <w:tcPr>
-            <w:tcW w:type="dxa" w:w="1360"/>
+            <w:tcW w:type="dxa" w:w="1077"/>
             <w:vAlign w:val="center"/>
             <w:tcMar>
               <w:top w:w="40" w:type="dxa"/>
@@ -2455,7 +2075,7 @@
         </w:tc>
         <w:tc>
           <w:tcPr>
-            <w:tcW w:type="dxa" w:w="1360"/>
+            <w:tcW w:type="dxa" w:w="1077"/>
             <w:vAlign w:val="center"/>
             <w:tcMar>
               <w:top w:w="40" w:type="dxa"/>
@@ -2473,7 +2093,7 @@
         </w:tc>
         <w:tc>
           <w:tcPr>
-            <w:tcW w:type="dxa" w:w="1360"/>
+            <w:tcW w:type="dxa" w:w="1077"/>
             <w:vAlign w:val="center"/>
             <w:tcMar>
               <w:top w:w="40" w:type="dxa"/>
@@ -2491,7 +2111,7 @@
         </w:tc>
         <w:tc>
           <w:tcPr>
-            <w:tcW w:type="dxa" w:w="1360"/>
+            <w:tcW w:type="dxa" w:w="1077"/>
             <w:vAlign w:val="center"/>
             <w:tcMar>
               <w:top w:w="40" w:type="dxa"/>
@@ -2510,12 +2130,12 @@
       </w:tr>
       <w:tr>
         <w:trPr>
-          <w:trHeight w:val="765" w:hRule="atLeast"/>
+          <w:trHeight w:val="595" w:hRule="atLeast"/>
           <w:cantSplit/>
         </w:trPr>
         <w:tc>
           <w:tcPr>
-            <w:tcW w:type="dxa" w:w="623"/>
+            <w:tcW w:type="dxa" w:w="652"/>
             <w:vAlign w:val="center"/>
             <w:tcMar>
               <w:top w:w="40" w:type="dxa"/>
@@ -2542,9 +2162,8 @@
         </w:tc>
         <w:tc>
           <w:tcPr>
-            <w:tcW w:type="dxa" w:w="4195"/>
+            <w:tcW w:type="dxa" w:w="6435"/>
             <w:vAlign w:val="center"/>
-            <w:shd w:val="clear" w:color="auto" w:fill="F4F7FB"/>
             <w:tcMar>
               <w:top w:w="40" w:type="dxa"/>
               <w:left w:w="50" w:type="dxa"/>
@@ -2564,13 +2183,13 @@
                 <w:i w:val="0"/>
                 <w:sz w:val="18"/>
               </w:rPr>
-              <w:t>Руководитель ДО</w:t>
+              <w:t>Документирование вводного инструктажа</w:t>
             </w:r>
           </w:p>
         </w:tc>
         <w:tc>
           <w:tcPr>
-            <w:tcW w:type="dxa" w:w="1360"/>
+            <w:tcW w:type="dxa" w:w="1077"/>
             <w:vAlign w:val="center"/>
             <w:tcMar>
               <w:top w:w="40" w:type="dxa"/>
@@ -2588,7 +2207,7 @@
         </w:tc>
         <w:tc>
           <w:tcPr>
-            <w:tcW w:type="dxa" w:w="1360"/>
+            <w:tcW w:type="dxa" w:w="1077"/>
             <w:vAlign w:val="center"/>
             <w:tcMar>
               <w:top w:w="40" w:type="dxa"/>
@@ -2606,7 +2225,7 @@
         </w:tc>
         <w:tc>
           <w:tcPr>
-            <w:tcW w:type="dxa" w:w="1360"/>
+            <w:tcW w:type="dxa" w:w="1077"/>
             <w:vAlign w:val="center"/>
             <w:tcMar>
               <w:top w:w="40" w:type="dxa"/>
@@ -2624,7 +2243,7 @@
         </w:tc>
         <w:tc>
           <w:tcPr>
-            <w:tcW w:type="dxa" w:w="1360"/>
+            <w:tcW w:type="dxa" w:w="1077"/>
             <w:vAlign w:val="center"/>
             <w:tcMar>
               <w:top w:w="40" w:type="dxa"/>
@@ -2642,7 +2261,7 @@
         </w:tc>
         <w:tc>
           <w:tcPr>
-            <w:tcW w:type="dxa" w:w="1360"/>
+            <w:tcW w:type="dxa" w:w="1077"/>
             <w:vAlign w:val="center"/>
             <w:tcMar>
               <w:top w:w="40" w:type="dxa"/>
@@ -2660,7 +2279,7 @@
         </w:tc>
         <w:tc>
           <w:tcPr>
-            <w:tcW w:type="dxa" w:w="1360"/>
+            <w:tcW w:type="dxa" w:w="1077"/>
             <w:vAlign w:val="center"/>
             <w:tcMar>
               <w:top w:w="40" w:type="dxa"/>
@@ -2678,7 +2297,7 @@
         </w:tc>
         <w:tc>
           <w:tcPr>
-            <w:tcW w:type="dxa" w:w="1360"/>
+            <w:tcW w:type="dxa" w:w="1077"/>
             <w:vAlign w:val="center"/>
             <w:tcMar>
               <w:top w:w="40" w:type="dxa"/>
@@ -2696,7 +2315,2863 @@
         </w:tc>
         <w:tc>
           <w:tcPr>
-            <w:tcW w:type="dxa" w:w="1360"/>
+            <w:tcW w:type="dxa" w:w="1077"/>
+            <w:vAlign w:val="center"/>
+            <w:tcMar>
+              <w:top w:w="40" w:type="dxa"/>
+              <w:left w:w="50" w:type="dxa"/>
+              <w:bottom w:w="40" w:type="dxa"/>
+              <w:right w:w="50" w:type="dxa"/>
+            </w:tcMar>
+          </w:tcPr>
+          <w:p>
+            <w:pPr>
+              <w:spacing w:before="20" w:after="20" w:line="240" w:lineRule="auto"/>
+              <w:jc w:val="center"/>
+            </w:pPr>
+          </w:p>
+        </w:tc>
+      </w:tr>
+      <w:tr>
+        <w:trPr>
+          <w:trHeight w:val="595" w:hRule="atLeast"/>
+          <w:cantSplit/>
+        </w:trPr>
+        <w:tc>
+          <w:tcPr>
+            <w:tcW w:type="dxa" w:w="652"/>
+            <w:vAlign w:val="center"/>
+            <w:tcMar>
+              <w:top w:w="40" w:type="dxa"/>
+              <w:left w:w="50" w:type="dxa"/>
+              <w:bottom w:w="40" w:type="dxa"/>
+              <w:right w:w="50" w:type="dxa"/>
+            </w:tcMar>
+          </w:tcPr>
+          <w:p>
+            <w:pPr>
+              <w:spacing w:before="20" w:after="20" w:line="240" w:lineRule="auto"/>
+              <w:jc w:val="center"/>
+            </w:pPr>
+            <w:r>
+              <w:rPr>
+                <w:rFonts w:ascii="Arial" w:hAnsi="Arial" w:cs="Arial" w:eastAsia="Arial"/>
+                <w:b/>
+                <w:i w:val="0"/>
+                <w:sz w:val="20"/>
+              </w:rPr>
+              <w:t>8</w:t>
+            </w:r>
+          </w:p>
+        </w:tc>
+        <w:tc>
+          <w:tcPr>
+            <w:tcW w:type="dxa" w:w="6435"/>
+            <w:vAlign w:val="center"/>
+            <w:tcMar>
+              <w:top w:w="40" w:type="dxa"/>
+              <w:left w:w="50" w:type="dxa"/>
+              <w:bottom w:w="40" w:type="dxa"/>
+              <w:right w:w="50" w:type="dxa"/>
+            </w:tcMar>
+          </w:tcPr>
+          <w:p>
+            <w:pPr>
+              <w:spacing w:before="20" w:after="20" w:line="240" w:lineRule="auto"/>
+              <w:jc w:val="left"/>
+            </w:pPr>
+            <w:r>
+              <w:rPr>
+                <w:rFonts w:ascii="Arial" w:hAnsi="Arial" w:cs="Arial" w:eastAsia="Arial"/>
+                <w:b w:val="0"/>
+                <w:i w:val="0"/>
+                <w:sz w:val="18"/>
+              </w:rPr>
+              <w:t>Разработка программ первичного (повторного) инструктажа</w:t>
+            </w:r>
+          </w:p>
+        </w:tc>
+        <w:tc>
+          <w:tcPr>
+            <w:tcW w:type="dxa" w:w="1077"/>
+            <w:vAlign w:val="center"/>
+            <w:tcMar>
+              <w:top w:w="40" w:type="dxa"/>
+              <w:left w:w="50" w:type="dxa"/>
+              <w:bottom w:w="40" w:type="dxa"/>
+              <w:right w:w="50" w:type="dxa"/>
+            </w:tcMar>
+          </w:tcPr>
+          <w:p>
+            <w:pPr>
+              <w:spacing w:before="20" w:after="20" w:line="240" w:lineRule="auto"/>
+              <w:jc w:val="center"/>
+            </w:pPr>
+          </w:p>
+        </w:tc>
+        <w:tc>
+          <w:tcPr>
+            <w:tcW w:type="dxa" w:w="1077"/>
+            <w:vAlign w:val="center"/>
+            <w:tcMar>
+              <w:top w:w="40" w:type="dxa"/>
+              <w:left w:w="50" w:type="dxa"/>
+              <w:bottom w:w="40" w:type="dxa"/>
+              <w:right w:w="50" w:type="dxa"/>
+            </w:tcMar>
+          </w:tcPr>
+          <w:p>
+            <w:pPr>
+              <w:spacing w:before="20" w:after="20" w:line="240" w:lineRule="auto"/>
+              <w:jc w:val="center"/>
+            </w:pPr>
+          </w:p>
+        </w:tc>
+        <w:tc>
+          <w:tcPr>
+            <w:tcW w:type="dxa" w:w="1077"/>
+            <w:vAlign w:val="center"/>
+            <w:tcMar>
+              <w:top w:w="40" w:type="dxa"/>
+              <w:left w:w="50" w:type="dxa"/>
+              <w:bottom w:w="40" w:type="dxa"/>
+              <w:right w:w="50" w:type="dxa"/>
+            </w:tcMar>
+          </w:tcPr>
+          <w:p>
+            <w:pPr>
+              <w:spacing w:before="20" w:after="20" w:line="240" w:lineRule="auto"/>
+              <w:jc w:val="center"/>
+            </w:pPr>
+          </w:p>
+        </w:tc>
+        <w:tc>
+          <w:tcPr>
+            <w:tcW w:type="dxa" w:w="1077"/>
+            <w:vAlign w:val="center"/>
+            <w:tcMar>
+              <w:top w:w="40" w:type="dxa"/>
+              <w:left w:w="50" w:type="dxa"/>
+              <w:bottom w:w="40" w:type="dxa"/>
+              <w:right w:w="50" w:type="dxa"/>
+            </w:tcMar>
+          </w:tcPr>
+          <w:p>
+            <w:pPr>
+              <w:spacing w:before="20" w:after="20" w:line="240" w:lineRule="auto"/>
+              <w:jc w:val="center"/>
+            </w:pPr>
+          </w:p>
+        </w:tc>
+        <w:tc>
+          <w:tcPr>
+            <w:tcW w:type="dxa" w:w="1077"/>
+            <w:vAlign w:val="center"/>
+            <w:tcMar>
+              <w:top w:w="40" w:type="dxa"/>
+              <w:left w:w="50" w:type="dxa"/>
+              <w:bottom w:w="40" w:type="dxa"/>
+              <w:right w:w="50" w:type="dxa"/>
+            </w:tcMar>
+          </w:tcPr>
+          <w:p>
+            <w:pPr>
+              <w:spacing w:before="20" w:after="20" w:line="240" w:lineRule="auto"/>
+              <w:jc w:val="center"/>
+            </w:pPr>
+          </w:p>
+        </w:tc>
+        <w:tc>
+          <w:tcPr>
+            <w:tcW w:type="dxa" w:w="1077"/>
+            <w:vAlign w:val="center"/>
+            <w:tcMar>
+              <w:top w:w="40" w:type="dxa"/>
+              <w:left w:w="50" w:type="dxa"/>
+              <w:bottom w:w="40" w:type="dxa"/>
+              <w:right w:w="50" w:type="dxa"/>
+            </w:tcMar>
+          </w:tcPr>
+          <w:p>
+            <w:pPr>
+              <w:spacing w:before="20" w:after="20" w:line="240" w:lineRule="auto"/>
+              <w:jc w:val="center"/>
+            </w:pPr>
+          </w:p>
+        </w:tc>
+        <w:tc>
+          <w:tcPr>
+            <w:tcW w:type="dxa" w:w="1077"/>
+            <w:vAlign w:val="center"/>
+            <w:tcMar>
+              <w:top w:w="40" w:type="dxa"/>
+              <w:left w:w="50" w:type="dxa"/>
+              <w:bottom w:w="40" w:type="dxa"/>
+              <w:right w:w="50" w:type="dxa"/>
+            </w:tcMar>
+          </w:tcPr>
+          <w:p>
+            <w:pPr>
+              <w:spacing w:before="20" w:after="20" w:line="240" w:lineRule="auto"/>
+              <w:jc w:val="center"/>
+            </w:pPr>
+          </w:p>
+        </w:tc>
+        <w:tc>
+          <w:tcPr>
+            <w:tcW w:type="dxa" w:w="1077"/>
+            <w:vAlign w:val="center"/>
+            <w:tcMar>
+              <w:top w:w="40" w:type="dxa"/>
+              <w:left w:w="50" w:type="dxa"/>
+              <w:bottom w:w="40" w:type="dxa"/>
+              <w:right w:w="50" w:type="dxa"/>
+            </w:tcMar>
+          </w:tcPr>
+          <w:p>
+            <w:pPr>
+              <w:spacing w:before="20" w:after="20" w:line="240" w:lineRule="auto"/>
+              <w:jc w:val="center"/>
+            </w:pPr>
+          </w:p>
+        </w:tc>
+      </w:tr>
+      <w:tr>
+        <w:trPr>
+          <w:trHeight w:val="595" w:hRule="atLeast"/>
+          <w:cantSplit/>
+        </w:trPr>
+        <w:tc>
+          <w:tcPr>
+            <w:tcW w:type="dxa" w:w="652"/>
+            <w:vAlign w:val="center"/>
+            <w:tcMar>
+              <w:top w:w="40" w:type="dxa"/>
+              <w:left w:w="50" w:type="dxa"/>
+              <w:bottom w:w="40" w:type="dxa"/>
+              <w:right w:w="50" w:type="dxa"/>
+            </w:tcMar>
+          </w:tcPr>
+          <w:p>
+            <w:pPr>
+              <w:spacing w:before="20" w:after="20" w:line="240" w:lineRule="auto"/>
+              <w:jc w:val="center"/>
+            </w:pPr>
+            <w:r>
+              <w:rPr>
+                <w:rFonts w:ascii="Arial" w:hAnsi="Arial" w:cs="Arial" w:eastAsia="Arial"/>
+                <w:b/>
+                <w:i w:val="0"/>
+                <w:sz w:val="20"/>
+              </w:rPr>
+              <w:t>9</w:t>
+            </w:r>
+          </w:p>
+        </w:tc>
+        <w:tc>
+          <w:tcPr>
+            <w:tcW w:type="dxa" w:w="6435"/>
+            <w:vAlign w:val="center"/>
+            <w:tcMar>
+              <w:top w:w="40" w:type="dxa"/>
+              <w:left w:w="50" w:type="dxa"/>
+              <w:bottom w:w="40" w:type="dxa"/>
+              <w:right w:w="50" w:type="dxa"/>
+            </w:tcMar>
+          </w:tcPr>
+          <w:p>
+            <w:pPr>
+              <w:spacing w:before="20" w:after="20" w:line="240" w:lineRule="auto"/>
+              <w:jc w:val="left"/>
+            </w:pPr>
+            <w:r>
+              <w:rPr>
+                <w:rFonts w:ascii="Arial" w:hAnsi="Arial" w:cs="Arial" w:eastAsia="Arial"/>
+                <w:b w:val="0"/>
+                <w:i w:val="0"/>
+                <w:sz w:val="18"/>
+              </w:rPr>
+              <w:t>Разработка материалов для проведения первичного (повторного) инструктажа</w:t>
+            </w:r>
+          </w:p>
+        </w:tc>
+        <w:tc>
+          <w:tcPr>
+            <w:tcW w:type="dxa" w:w="1077"/>
+            <w:vAlign w:val="center"/>
+            <w:tcMar>
+              <w:top w:w="40" w:type="dxa"/>
+              <w:left w:w="50" w:type="dxa"/>
+              <w:bottom w:w="40" w:type="dxa"/>
+              <w:right w:w="50" w:type="dxa"/>
+            </w:tcMar>
+          </w:tcPr>
+          <w:p>
+            <w:pPr>
+              <w:spacing w:before="20" w:after="20" w:line="240" w:lineRule="auto"/>
+              <w:jc w:val="center"/>
+            </w:pPr>
+          </w:p>
+        </w:tc>
+        <w:tc>
+          <w:tcPr>
+            <w:tcW w:type="dxa" w:w="1077"/>
+            <w:vAlign w:val="center"/>
+            <w:tcMar>
+              <w:top w:w="40" w:type="dxa"/>
+              <w:left w:w="50" w:type="dxa"/>
+              <w:bottom w:w="40" w:type="dxa"/>
+              <w:right w:w="50" w:type="dxa"/>
+            </w:tcMar>
+          </w:tcPr>
+          <w:p>
+            <w:pPr>
+              <w:spacing w:before="20" w:after="20" w:line="240" w:lineRule="auto"/>
+              <w:jc w:val="center"/>
+            </w:pPr>
+          </w:p>
+        </w:tc>
+        <w:tc>
+          <w:tcPr>
+            <w:tcW w:type="dxa" w:w="1077"/>
+            <w:vAlign w:val="center"/>
+            <w:tcMar>
+              <w:top w:w="40" w:type="dxa"/>
+              <w:left w:w="50" w:type="dxa"/>
+              <w:bottom w:w="40" w:type="dxa"/>
+              <w:right w:w="50" w:type="dxa"/>
+            </w:tcMar>
+          </w:tcPr>
+          <w:p>
+            <w:pPr>
+              <w:spacing w:before="20" w:after="20" w:line="240" w:lineRule="auto"/>
+              <w:jc w:val="center"/>
+            </w:pPr>
+          </w:p>
+        </w:tc>
+        <w:tc>
+          <w:tcPr>
+            <w:tcW w:type="dxa" w:w="1077"/>
+            <w:vAlign w:val="center"/>
+            <w:tcMar>
+              <w:top w:w="40" w:type="dxa"/>
+              <w:left w:w="50" w:type="dxa"/>
+              <w:bottom w:w="40" w:type="dxa"/>
+              <w:right w:w="50" w:type="dxa"/>
+            </w:tcMar>
+          </w:tcPr>
+          <w:p>
+            <w:pPr>
+              <w:spacing w:before="20" w:after="20" w:line="240" w:lineRule="auto"/>
+              <w:jc w:val="center"/>
+            </w:pPr>
+          </w:p>
+        </w:tc>
+        <w:tc>
+          <w:tcPr>
+            <w:tcW w:type="dxa" w:w="1077"/>
+            <w:vAlign w:val="center"/>
+            <w:tcMar>
+              <w:top w:w="40" w:type="dxa"/>
+              <w:left w:w="50" w:type="dxa"/>
+              <w:bottom w:w="40" w:type="dxa"/>
+              <w:right w:w="50" w:type="dxa"/>
+            </w:tcMar>
+          </w:tcPr>
+          <w:p>
+            <w:pPr>
+              <w:spacing w:before="20" w:after="20" w:line="240" w:lineRule="auto"/>
+              <w:jc w:val="center"/>
+            </w:pPr>
+          </w:p>
+        </w:tc>
+        <w:tc>
+          <w:tcPr>
+            <w:tcW w:type="dxa" w:w="1077"/>
+            <w:vAlign w:val="center"/>
+            <w:tcMar>
+              <w:top w:w="40" w:type="dxa"/>
+              <w:left w:w="50" w:type="dxa"/>
+              <w:bottom w:w="40" w:type="dxa"/>
+              <w:right w:w="50" w:type="dxa"/>
+            </w:tcMar>
+          </w:tcPr>
+          <w:p>
+            <w:pPr>
+              <w:spacing w:before="20" w:after="20" w:line="240" w:lineRule="auto"/>
+              <w:jc w:val="center"/>
+            </w:pPr>
+          </w:p>
+        </w:tc>
+        <w:tc>
+          <w:tcPr>
+            <w:tcW w:type="dxa" w:w="1077"/>
+            <w:vAlign w:val="center"/>
+            <w:tcMar>
+              <w:top w:w="40" w:type="dxa"/>
+              <w:left w:w="50" w:type="dxa"/>
+              <w:bottom w:w="40" w:type="dxa"/>
+              <w:right w:w="50" w:type="dxa"/>
+            </w:tcMar>
+          </w:tcPr>
+          <w:p>
+            <w:pPr>
+              <w:spacing w:before="20" w:after="20" w:line="240" w:lineRule="auto"/>
+              <w:jc w:val="center"/>
+            </w:pPr>
+          </w:p>
+        </w:tc>
+        <w:tc>
+          <w:tcPr>
+            <w:tcW w:type="dxa" w:w="1077"/>
+            <w:vAlign w:val="center"/>
+            <w:tcMar>
+              <w:top w:w="40" w:type="dxa"/>
+              <w:left w:w="50" w:type="dxa"/>
+              <w:bottom w:w="40" w:type="dxa"/>
+              <w:right w:w="50" w:type="dxa"/>
+            </w:tcMar>
+          </w:tcPr>
+          <w:p>
+            <w:pPr>
+              <w:spacing w:before="20" w:after="20" w:line="240" w:lineRule="auto"/>
+              <w:jc w:val="center"/>
+            </w:pPr>
+          </w:p>
+        </w:tc>
+      </w:tr>
+      <w:tr>
+        <w:trPr>
+          <w:trHeight w:val="595" w:hRule="atLeast"/>
+          <w:cantSplit/>
+        </w:trPr>
+        <w:tc>
+          <w:tcPr>
+            <w:tcW w:type="dxa" w:w="652"/>
+            <w:vAlign w:val="center"/>
+            <w:tcMar>
+              <w:top w:w="40" w:type="dxa"/>
+              <w:left w:w="50" w:type="dxa"/>
+              <w:bottom w:w="40" w:type="dxa"/>
+              <w:right w:w="50" w:type="dxa"/>
+            </w:tcMar>
+          </w:tcPr>
+          <w:p>
+            <w:pPr>
+              <w:spacing w:before="20" w:after="20" w:line="240" w:lineRule="auto"/>
+              <w:jc w:val="center"/>
+            </w:pPr>
+            <w:r>
+              <w:rPr>
+                <w:rFonts w:ascii="Arial" w:hAnsi="Arial" w:cs="Arial" w:eastAsia="Arial"/>
+                <w:b/>
+                <w:i w:val="0"/>
+                <w:sz w:val="20"/>
+              </w:rPr>
+              <w:t>10</w:t>
+            </w:r>
+          </w:p>
+        </w:tc>
+        <w:tc>
+          <w:tcPr>
+            <w:tcW w:type="dxa" w:w="6435"/>
+            <w:vAlign w:val="center"/>
+            <w:tcMar>
+              <w:top w:w="40" w:type="dxa"/>
+              <w:left w:w="50" w:type="dxa"/>
+              <w:bottom w:w="40" w:type="dxa"/>
+              <w:right w:w="50" w:type="dxa"/>
+            </w:tcMar>
+          </w:tcPr>
+          <w:p>
+            <w:pPr>
+              <w:spacing w:before="20" w:after="20" w:line="240" w:lineRule="auto"/>
+              <w:jc w:val="left"/>
+            </w:pPr>
+            <w:r>
+              <w:rPr>
+                <w:rFonts w:ascii="Arial" w:hAnsi="Arial" w:cs="Arial" w:eastAsia="Arial"/>
+                <w:b w:val="0"/>
+                <w:i w:val="0"/>
+                <w:sz w:val="18"/>
+              </w:rPr>
+              <w:t>Проведение первичного инструктажа, а также проверки знания по результатам инструктажа</w:t>
+            </w:r>
+          </w:p>
+        </w:tc>
+        <w:tc>
+          <w:tcPr>
+            <w:tcW w:type="dxa" w:w="1077"/>
+            <w:vAlign w:val="center"/>
+            <w:tcMar>
+              <w:top w:w="40" w:type="dxa"/>
+              <w:left w:w="50" w:type="dxa"/>
+              <w:bottom w:w="40" w:type="dxa"/>
+              <w:right w:w="50" w:type="dxa"/>
+            </w:tcMar>
+          </w:tcPr>
+          <w:p>
+            <w:pPr>
+              <w:spacing w:before="20" w:after="20" w:line="240" w:lineRule="auto"/>
+              <w:jc w:val="center"/>
+            </w:pPr>
+          </w:p>
+        </w:tc>
+        <w:tc>
+          <w:tcPr>
+            <w:tcW w:type="dxa" w:w="1077"/>
+            <w:vAlign w:val="center"/>
+            <w:tcMar>
+              <w:top w:w="40" w:type="dxa"/>
+              <w:left w:w="50" w:type="dxa"/>
+              <w:bottom w:w="40" w:type="dxa"/>
+              <w:right w:w="50" w:type="dxa"/>
+            </w:tcMar>
+          </w:tcPr>
+          <w:p>
+            <w:pPr>
+              <w:spacing w:before="20" w:after="20" w:line="240" w:lineRule="auto"/>
+              <w:jc w:val="center"/>
+            </w:pPr>
+          </w:p>
+        </w:tc>
+        <w:tc>
+          <w:tcPr>
+            <w:tcW w:type="dxa" w:w="1077"/>
+            <w:vAlign w:val="center"/>
+            <w:tcMar>
+              <w:top w:w="40" w:type="dxa"/>
+              <w:left w:w="50" w:type="dxa"/>
+              <w:bottom w:w="40" w:type="dxa"/>
+              <w:right w:w="50" w:type="dxa"/>
+            </w:tcMar>
+          </w:tcPr>
+          <w:p>
+            <w:pPr>
+              <w:spacing w:before="20" w:after="20" w:line="240" w:lineRule="auto"/>
+              <w:jc w:val="center"/>
+            </w:pPr>
+          </w:p>
+        </w:tc>
+        <w:tc>
+          <w:tcPr>
+            <w:tcW w:type="dxa" w:w="1077"/>
+            <w:vAlign w:val="center"/>
+            <w:tcMar>
+              <w:top w:w="40" w:type="dxa"/>
+              <w:left w:w="50" w:type="dxa"/>
+              <w:bottom w:w="40" w:type="dxa"/>
+              <w:right w:w="50" w:type="dxa"/>
+            </w:tcMar>
+          </w:tcPr>
+          <w:p>
+            <w:pPr>
+              <w:spacing w:before="20" w:after="20" w:line="240" w:lineRule="auto"/>
+              <w:jc w:val="center"/>
+            </w:pPr>
+          </w:p>
+        </w:tc>
+        <w:tc>
+          <w:tcPr>
+            <w:tcW w:type="dxa" w:w="1077"/>
+            <w:vAlign w:val="center"/>
+            <w:tcMar>
+              <w:top w:w="40" w:type="dxa"/>
+              <w:left w:w="50" w:type="dxa"/>
+              <w:bottom w:w="40" w:type="dxa"/>
+              <w:right w:w="50" w:type="dxa"/>
+            </w:tcMar>
+          </w:tcPr>
+          <w:p>
+            <w:pPr>
+              <w:spacing w:before="20" w:after="20" w:line="240" w:lineRule="auto"/>
+              <w:jc w:val="center"/>
+            </w:pPr>
+          </w:p>
+        </w:tc>
+        <w:tc>
+          <w:tcPr>
+            <w:tcW w:type="dxa" w:w="1077"/>
+            <w:vAlign w:val="center"/>
+            <w:tcMar>
+              <w:top w:w="40" w:type="dxa"/>
+              <w:left w:w="50" w:type="dxa"/>
+              <w:bottom w:w="40" w:type="dxa"/>
+              <w:right w:w="50" w:type="dxa"/>
+            </w:tcMar>
+          </w:tcPr>
+          <w:p>
+            <w:pPr>
+              <w:spacing w:before="20" w:after="20" w:line="240" w:lineRule="auto"/>
+              <w:jc w:val="center"/>
+            </w:pPr>
+          </w:p>
+        </w:tc>
+        <w:tc>
+          <w:tcPr>
+            <w:tcW w:type="dxa" w:w="1077"/>
+            <w:vAlign w:val="center"/>
+            <w:tcMar>
+              <w:top w:w="40" w:type="dxa"/>
+              <w:left w:w="50" w:type="dxa"/>
+              <w:bottom w:w="40" w:type="dxa"/>
+              <w:right w:w="50" w:type="dxa"/>
+            </w:tcMar>
+          </w:tcPr>
+          <w:p>
+            <w:pPr>
+              <w:spacing w:before="20" w:after="20" w:line="240" w:lineRule="auto"/>
+              <w:jc w:val="center"/>
+            </w:pPr>
+          </w:p>
+        </w:tc>
+        <w:tc>
+          <w:tcPr>
+            <w:tcW w:type="dxa" w:w="1077"/>
+            <w:vAlign w:val="center"/>
+            <w:tcMar>
+              <w:top w:w="40" w:type="dxa"/>
+              <w:left w:w="50" w:type="dxa"/>
+              <w:bottom w:w="40" w:type="dxa"/>
+              <w:right w:w="50" w:type="dxa"/>
+            </w:tcMar>
+          </w:tcPr>
+          <w:p>
+            <w:pPr>
+              <w:spacing w:before="20" w:after="20" w:line="240" w:lineRule="auto"/>
+              <w:jc w:val="center"/>
+            </w:pPr>
+          </w:p>
+        </w:tc>
+      </w:tr>
+      <w:tr>
+        <w:trPr>
+          <w:trHeight w:val="595" w:hRule="atLeast"/>
+          <w:cantSplit/>
+        </w:trPr>
+        <w:tc>
+          <w:tcPr>
+            <w:tcW w:type="dxa" w:w="652"/>
+            <w:vAlign w:val="center"/>
+            <w:tcMar>
+              <w:top w:w="40" w:type="dxa"/>
+              <w:left w:w="50" w:type="dxa"/>
+              <w:bottom w:w="40" w:type="dxa"/>
+              <w:right w:w="50" w:type="dxa"/>
+            </w:tcMar>
+          </w:tcPr>
+          <w:p>
+            <w:pPr>
+              <w:spacing w:before="20" w:after="20" w:line="240" w:lineRule="auto"/>
+              <w:jc w:val="center"/>
+            </w:pPr>
+            <w:r>
+              <w:rPr>
+                <w:rFonts w:ascii="Arial" w:hAnsi="Arial" w:cs="Arial" w:eastAsia="Arial"/>
+                <w:b/>
+                <w:i w:val="0"/>
+                <w:sz w:val="20"/>
+              </w:rPr>
+              <w:t>11</w:t>
+            </w:r>
+          </w:p>
+        </w:tc>
+        <w:tc>
+          <w:tcPr>
+            <w:tcW w:type="dxa" w:w="6435"/>
+            <w:vAlign w:val="center"/>
+            <w:tcMar>
+              <w:top w:w="40" w:type="dxa"/>
+              <w:left w:w="50" w:type="dxa"/>
+              <w:bottom w:w="40" w:type="dxa"/>
+              <w:right w:w="50" w:type="dxa"/>
+            </w:tcMar>
+          </w:tcPr>
+          <w:p>
+            <w:pPr>
+              <w:spacing w:before="20" w:after="20" w:line="240" w:lineRule="auto"/>
+              <w:jc w:val="left"/>
+            </w:pPr>
+            <w:r>
+              <w:rPr>
+                <w:rFonts w:ascii="Arial" w:hAnsi="Arial" w:cs="Arial" w:eastAsia="Arial"/>
+                <w:b w:val="0"/>
+                <w:i w:val="0"/>
+                <w:sz w:val="18"/>
+              </w:rPr>
+              <w:t>Документирование первичного инструктажа</w:t>
+            </w:r>
+          </w:p>
+        </w:tc>
+        <w:tc>
+          <w:tcPr>
+            <w:tcW w:type="dxa" w:w="1077"/>
+            <w:vAlign w:val="center"/>
+            <w:tcMar>
+              <w:top w:w="40" w:type="dxa"/>
+              <w:left w:w="50" w:type="dxa"/>
+              <w:bottom w:w="40" w:type="dxa"/>
+              <w:right w:w="50" w:type="dxa"/>
+            </w:tcMar>
+          </w:tcPr>
+          <w:p>
+            <w:pPr>
+              <w:spacing w:before="20" w:after="20" w:line="240" w:lineRule="auto"/>
+              <w:jc w:val="center"/>
+            </w:pPr>
+          </w:p>
+        </w:tc>
+        <w:tc>
+          <w:tcPr>
+            <w:tcW w:type="dxa" w:w="1077"/>
+            <w:vAlign w:val="center"/>
+            <w:tcMar>
+              <w:top w:w="40" w:type="dxa"/>
+              <w:left w:w="50" w:type="dxa"/>
+              <w:bottom w:w="40" w:type="dxa"/>
+              <w:right w:w="50" w:type="dxa"/>
+            </w:tcMar>
+          </w:tcPr>
+          <w:p>
+            <w:pPr>
+              <w:spacing w:before="20" w:after="20" w:line="240" w:lineRule="auto"/>
+              <w:jc w:val="center"/>
+            </w:pPr>
+          </w:p>
+        </w:tc>
+        <w:tc>
+          <w:tcPr>
+            <w:tcW w:type="dxa" w:w="1077"/>
+            <w:vAlign w:val="center"/>
+            <w:tcMar>
+              <w:top w:w="40" w:type="dxa"/>
+              <w:left w:w="50" w:type="dxa"/>
+              <w:bottom w:w="40" w:type="dxa"/>
+              <w:right w:w="50" w:type="dxa"/>
+            </w:tcMar>
+          </w:tcPr>
+          <w:p>
+            <w:pPr>
+              <w:spacing w:before="20" w:after="20" w:line="240" w:lineRule="auto"/>
+              <w:jc w:val="center"/>
+            </w:pPr>
+          </w:p>
+        </w:tc>
+        <w:tc>
+          <w:tcPr>
+            <w:tcW w:type="dxa" w:w="1077"/>
+            <w:vAlign w:val="center"/>
+            <w:tcMar>
+              <w:top w:w="40" w:type="dxa"/>
+              <w:left w:w="50" w:type="dxa"/>
+              <w:bottom w:w="40" w:type="dxa"/>
+              <w:right w:w="50" w:type="dxa"/>
+            </w:tcMar>
+          </w:tcPr>
+          <w:p>
+            <w:pPr>
+              <w:spacing w:before="20" w:after="20" w:line="240" w:lineRule="auto"/>
+              <w:jc w:val="center"/>
+            </w:pPr>
+          </w:p>
+        </w:tc>
+        <w:tc>
+          <w:tcPr>
+            <w:tcW w:type="dxa" w:w="1077"/>
+            <w:vAlign w:val="center"/>
+            <w:tcMar>
+              <w:top w:w="40" w:type="dxa"/>
+              <w:left w:w="50" w:type="dxa"/>
+              <w:bottom w:w="40" w:type="dxa"/>
+              <w:right w:w="50" w:type="dxa"/>
+            </w:tcMar>
+          </w:tcPr>
+          <w:p>
+            <w:pPr>
+              <w:spacing w:before="20" w:after="20" w:line="240" w:lineRule="auto"/>
+              <w:jc w:val="center"/>
+            </w:pPr>
+          </w:p>
+        </w:tc>
+        <w:tc>
+          <w:tcPr>
+            <w:tcW w:type="dxa" w:w="1077"/>
+            <w:vAlign w:val="center"/>
+            <w:tcMar>
+              <w:top w:w="40" w:type="dxa"/>
+              <w:left w:w="50" w:type="dxa"/>
+              <w:bottom w:w="40" w:type="dxa"/>
+              <w:right w:w="50" w:type="dxa"/>
+            </w:tcMar>
+          </w:tcPr>
+          <w:p>
+            <w:pPr>
+              <w:spacing w:before="20" w:after="20" w:line="240" w:lineRule="auto"/>
+              <w:jc w:val="center"/>
+            </w:pPr>
+          </w:p>
+        </w:tc>
+        <w:tc>
+          <w:tcPr>
+            <w:tcW w:type="dxa" w:w="1077"/>
+            <w:vAlign w:val="center"/>
+            <w:tcMar>
+              <w:top w:w="40" w:type="dxa"/>
+              <w:left w:w="50" w:type="dxa"/>
+              <w:bottom w:w="40" w:type="dxa"/>
+              <w:right w:w="50" w:type="dxa"/>
+            </w:tcMar>
+          </w:tcPr>
+          <w:p>
+            <w:pPr>
+              <w:spacing w:before="20" w:after="20" w:line="240" w:lineRule="auto"/>
+              <w:jc w:val="center"/>
+            </w:pPr>
+          </w:p>
+        </w:tc>
+        <w:tc>
+          <w:tcPr>
+            <w:tcW w:type="dxa" w:w="1077"/>
+            <w:vAlign w:val="center"/>
+            <w:tcMar>
+              <w:top w:w="40" w:type="dxa"/>
+              <w:left w:w="50" w:type="dxa"/>
+              <w:bottom w:w="40" w:type="dxa"/>
+              <w:right w:w="50" w:type="dxa"/>
+            </w:tcMar>
+          </w:tcPr>
+          <w:p>
+            <w:pPr>
+              <w:spacing w:before="20" w:after="20" w:line="240" w:lineRule="auto"/>
+              <w:jc w:val="center"/>
+            </w:pPr>
+          </w:p>
+        </w:tc>
+      </w:tr>
+      <w:tr>
+        <w:trPr>
+          <w:trHeight w:val="595" w:hRule="atLeast"/>
+          <w:cantSplit/>
+        </w:trPr>
+        <w:tc>
+          <w:tcPr>
+            <w:tcW w:type="dxa" w:w="652"/>
+            <w:vAlign w:val="center"/>
+            <w:tcMar>
+              <w:top w:w="40" w:type="dxa"/>
+              <w:left w:w="50" w:type="dxa"/>
+              <w:bottom w:w="40" w:type="dxa"/>
+              <w:right w:w="50" w:type="dxa"/>
+            </w:tcMar>
+          </w:tcPr>
+          <w:p>
+            <w:pPr>
+              <w:spacing w:before="20" w:after="20" w:line="240" w:lineRule="auto"/>
+              <w:jc w:val="center"/>
+            </w:pPr>
+            <w:r>
+              <w:rPr>
+                <w:rFonts w:ascii="Arial" w:hAnsi="Arial" w:cs="Arial" w:eastAsia="Arial"/>
+                <w:b/>
+                <w:i w:val="0"/>
+                <w:sz w:val="20"/>
+              </w:rPr>
+              <w:t>12</w:t>
+            </w:r>
+          </w:p>
+        </w:tc>
+        <w:tc>
+          <w:tcPr>
+            <w:tcW w:type="dxa" w:w="6435"/>
+            <w:vAlign w:val="center"/>
+            <w:tcMar>
+              <w:top w:w="40" w:type="dxa"/>
+              <w:left w:w="50" w:type="dxa"/>
+              <w:bottom w:w="40" w:type="dxa"/>
+              <w:right w:w="50" w:type="dxa"/>
+            </w:tcMar>
+          </w:tcPr>
+          <w:p>
+            <w:pPr>
+              <w:spacing w:before="20" w:after="20" w:line="240" w:lineRule="auto"/>
+              <w:jc w:val="left"/>
+            </w:pPr>
+            <w:r>
+              <w:rPr>
+                <w:rFonts w:ascii="Arial" w:hAnsi="Arial" w:cs="Arial" w:eastAsia="Arial"/>
+                <w:b w:val="0"/>
+                <w:i w:val="0"/>
+                <w:sz w:val="18"/>
+              </w:rPr>
+              <w:t>Проведение повторного инструктажа, а также проверки знания по результатам инструктажа</w:t>
+            </w:r>
+          </w:p>
+        </w:tc>
+        <w:tc>
+          <w:tcPr>
+            <w:tcW w:type="dxa" w:w="1077"/>
+            <w:vAlign w:val="center"/>
+            <w:tcMar>
+              <w:top w:w="40" w:type="dxa"/>
+              <w:left w:w="50" w:type="dxa"/>
+              <w:bottom w:w="40" w:type="dxa"/>
+              <w:right w:w="50" w:type="dxa"/>
+            </w:tcMar>
+          </w:tcPr>
+          <w:p>
+            <w:pPr>
+              <w:spacing w:before="20" w:after="20" w:line="240" w:lineRule="auto"/>
+              <w:jc w:val="center"/>
+            </w:pPr>
+          </w:p>
+        </w:tc>
+        <w:tc>
+          <w:tcPr>
+            <w:tcW w:type="dxa" w:w="1077"/>
+            <w:vAlign w:val="center"/>
+            <w:tcMar>
+              <w:top w:w="40" w:type="dxa"/>
+              <w:left w:w="50" w:type="dxa"/>
+              <w:bottom w:w="40" w:type="dxa"/>
+              <w:right w:w="50" w:type="dxa"/>
+            </w:tcMar>
+          </w:tcPr>
+          <w:p>
+            <w:pPr>
+              <w:spacing w:before="20" w:after="20" w:line="240" w:lineRule="auto"/>
+              <w:jc w:val="center"/>
+            </w:pPr>
+          </w:p>
+        </w:tc>
+        <w:tc>
+          <w:tcPr>
+            <w:tcW w:type="dxa" w:w="1077"/>
+            <w:vAlign w:val="center"/>
+            <w:tcMar>
+              <w:top w:w="40" w:type="dxa"/>
+              <w:left w:w="50" w:type="dxa"/>
+              <w:bottom w:w="40" w:type="dxa"/>
+              <w:right w:w="50" w:type="dxa"/>
+            </w:tcMar>
+          </w:tcPr>
+          <w:p>
+            <w:pPr>
+              <w:spacing w:before="20" w:after="20" w:line="240" w:lineRule="auto"/>
+              <w:jc w:val="center"/>
+            </w:pPr>
+          </w:p>
+        </w:tc>
+        <w:tc>
+          <w:tcPr>
+            <w:tcW w:type="dxa" w:w="1077"/>
+            <w:vAlign w:val="center"/>
+            <w:tcMar>
+              <w:top w:w="40" w:type="dxa"/>
+              <w:left w:w="50" w:type="dxa"/>
+              <w:bottom w:w="40" w:type="dxa"/>
+              <w:right w:w="50" w:type="dxa"/>
+            </w:tcMar>
+          </w:tcPr>
+          <w:p>
+            <w:pPr>
+              <w:spacing w:before="20" w:after="20" w:line="240" w:lineRule="auto"/>
+              <w:jc w:val="center"/>
+            </w:pPr>
+          </w:p>
+        </w:tc>
+        <w:tc>
+          <w:tcPr>
+            <w:tcW w:type="dxa" w:w="1077"/>
+            <w:vAlign w:val="center"/>
+            <w:tcMar>
+              <w:top w:w="40" w:type="dxa"/>
+              <w:left w:w="50" w:type="dxa"/>
+              <w:bottom w:w="40" w:type="dxa"/>
+              <w:right w:w="50" w:type="dxa"/>
+            </w:tcMar>
+          </w:tcPr>
+          <w:p>
+            <w:pPr>
+              <w:spacing w:before="20" w:after="20" w:line="240" w:lineRule="auto"/>
+              <w:jc w:val="center"/>
+            </w:pPr>
+          </w:p>
+        </w:tc>
+        <w:tc>
+          <w:tcPr>
+            <w:tcW w:type="dxa" w:w="1077"/>
+            <w:vAlign w:val="center"/>
+            <w:tcMar>
+              <w:top w:w="40" w:type="dxa"/>
+              <w:left w:w="50" w:type="dxa"/>
+              <w:bottom w:w="40" w:type="dxa"/>
+              <w:right w:w="50" w:type="dxa"/>
+            </w:tcMar>
+          </w:tcPr>
+          <w:p>
+            <w:pPr>
+              <w:spacing w:before="20" w:after="20" w:line="240" w:lineRule="auto"/>
+              <w:jc w:val="center"/>
+            </w:pPr>
+          </w:p>
+        </w:tc>
+        <w:tc>
+          <w:tcPr>
+            <w:tcW w:type="dxa" w:w="1077"/>
+            <w:vAlign w:val="center"/>
+            <w:tcMar>
+              <w:top w:w="40" w:type="dxa"/>
+              <w:left w:w="50" w:type="dxa"/>
+              <w:bottom w:w="40" w:type="dxa"/>
+              <w:right w:w="50" w:type="dxa"/>
+            </w:tcMar>
+          </w:tcPr>
+          <w:p>
+            <w:pPr>
+              <w:spacing w:before="20" w:after="20" w:line="240" w:lineRule="auto"/>
+              <w:jc w:val="center"/>
+            </w:pPr>
+          </w:p>
+        </w:tc>
+        <w:tc>
+          <w:tcPr>
+            <w:tcW w:type="dxa" w:w="1077"/>
+            <w:vAlign w:val="center"/>
+            <w:tcMar>
+              <w:top w:w="40" w:type="dxa"/>
+              <w:left w:w="50" w:type="dxa"/>
+              <w:bottom w:w="40" w:type="dxa"/>
+              <w:right w:w="50" w:type="dxa"/>
+            </w:tcMar>
+          </w:tcPr>
+          <w:p>
+            <w:pPr>
+              <w:spacing w:before="20" w:after="20" w:line="240" w:lineRule="auto"/>
+              <w:jc w:val="center"/>
+            </w:pPr>
+          </w:p>
+        </w:tc>
+      </w:tr>
+      <w:tr>
+        <w:trPr>
+          <w:trHeight w:val="595" w:hRule="atLeast"/>
+          <w:cantSplit/>
+        </w:trPr>
+        <w:tc>
+          <w:tcPr>
+            <w:tcW w:type="dxa" w:w="652"/>
+            <w:vAlign w:val="center"/>
+            <w:tcMar>
+              <w:top w:w="40" w:type="dxa"/>
+              <w:left w:w="50" w:type="dxa"/>
+              <w:bottom w:w="40" w:type="dxa"/>
+              <w:right w:w="50" w:type="dxa"/>
+            </w:tcMar>
+          </w:tcPr>
+          <w:p>
+            <w:pPr>
+              <w:spacing w:before="20" w:after="20" w:line="240" w:lineRule="auto"/>
+              <w:jc w:val="center"/>
+            </w:pPr>
+            <w:r>
+              <w:rPr>
+                <w:rFonts w:ascii="Arial" w:hAnsi="Arial" w:cs="Arial" w:eastAsia="Arial"/>
+                <w:b/>
+                <w:i w:val="0"/>
+                <w:sz w:val="20"/>
+              </w:rPr>
+              <w:t>13</w:t>
+            </w:r>
+          </w:p>
+        </w:tc>
+        <w:tc>
+          <w:tcPr>
+            <w:tcW w:type="dxa" w:w="6435"/>
+            <w:vAlign w:val="center"/>
+            <w:tcMar>
+              <w:top w:w="40" w:type="dxa"/>
+              <w:left w:w="50" w:type="dxa"/>
+              <w:bottom w:w="40" w:type="dxa"/>
+              <w:right w:w="50" w:type="dxa"/>
+            </w:tcMar>
+          </w:tcPr>
+          <w:p>
+            <w:pPr>
+              <w:spacing w:before="20" w:after="20" w:line="240" w:lineRule="auto"/>
+              <w:jc w:val="left"/>
+            </w:pPr>
+            <w:r>
+              <w:rPr>
+                <w:rFonts w:ascii="Arial" w:hAnsi="Arial" w:cs="Arial" w:eastAsia="Arial"/>
+                <w:b w:val="0"/>
+                <w:i w:val="0"/>
+                <w:sz w:val="18"/>
+              </w:rPr>
+              <w:t>Документирование повторного инструктажа</w:t>
+            </w:r>
+          </w:p>
+        </w:tc>
+        <w:tc>
+          <w:tcPr>
+            <w:tcW w:type="dxa" w:w="1077"/>
+            <w:vAlign w:val="center"/>
+            <w:tcMar>
+              <w:top w:w="40" w:type="dxa"/>
+              <w:left w:w="50" w:type="dxa"/>
+              <w:bottom w:w="40" w:type="dxa"/>
+              <w:right w:w="50" w:type="dxa"/>
+            </w:tcMar>
+          </w:tcPr>
+          <w:p>
+            <w:pPr>
+              <w:spacing w:before="20" w:after="20" w:line="240" w:lineRule="auto"/>
+              <w:jc w:val="center"/>
+            </w:pPr>
+          </w:p>
+        </w:tc>
+        <w:tc>
+          <w:tcPr>
+            <w:tcW w:type="dxa" w:w="1077"/>
+            <w:vAlign w:val="center"/>
+            <w:tcMar>
+              <w:top w:w="40" w:type="dxa"/>
+              <w:left w:w="50" w:type="dxa"/>
+              <w:bottom w:w="40" w:type="dxa"/>
+              <w:right w:w="50" w:type="dxa"/>
+            </w:tcMar>
+          </w:tcPr>
+          <w:p>
+            <w:pPr>
+              <w:spacing w:before="20" w:after="20" w:line="240" w:lineRule="auto"/>
+              <w:jc w:val="center"/>
+            </w:pPr>
+          </w:p>
+        </w:tc>
+        <w:tc>
+          <w:tcPr>
+            <w:tcW w:type="dxa" w:w="1077"/>
+            <w:vAlign w:val="center"/>
+            <w:tcMar>
+              <w:top w:w="40" w:type="dxa"/>
+              <w:left w:w="50" w:type="dxa"/>
+              <w:bottom w:w="40" w:type="dxa"/>
+              <w:right w:w="50" w:type="dxa"/>
+            </w:tcMar>
+          </w:tcPr>
+          <w:p>
+            <w:pPr>
+              <w:spacing w:before="20" w:after="20" w:line="240" w:lineRule="auto"/>
+              <w:jc w:val="center"/>
+            </w:pPr>
+          </w:p>
+        </w:tc>
+        <w:tc>
+          <w:tcPr>
+            <w:tcW w:type="dxa" w:w="1077"/>
+            <w:vAlign w:val="center"/>
+            <w:tcMar>
+              <w:top w:w="40" w:type="dxa"/>
+              <w:left w:w="50" w:type="dxa"/>
+              <w:bottom w:w="40" w:type="dxa"/>
+              <w:right w:w="50" w:type="dxa"/>
+            </w:tcMar>
+          </w:tcPr>
+          <w:p>
+            <w:pPr>
+              <w:spacing w:before="20" w:after="20" w:line="240" w:lineRule="auto"/>
+              <w:jc w:val="center"/>
+            </w:pPr>
+          </w:p>
+        </w:tc>
+        <w:tc>
+          <w:tcPr>
+            <w:tcW w:type="dxa" w:w="1077"/>
+            <w:vAlign w:val="center"/>
+            <w:tcMar>
+              <w:top w:w="40" w:type="dxa"/>
+              <w:left w:w="50" w:type="dxa"/>
+              <w:bottom w:w="40" w:type="dxa"/>
+              <w:right w:w="50" w:type="dxa"/>
+            </w:tcMar>
+          </w:tcPr>
+          <w:p>
+            <w:pPr>
+              <w:spacing w:before="20" w:after="20" w:line="240" w:lineRule="auto"/>
+              <w:jc w:val="center"/>
+            </w:pPr>
+          </w:p>
+        </w:tc>
+        <w:tc>
+          <w:tcPr>
+            <w:tcW w:type="dxa" w:w="1077"/>
+            <w:vAlign w:val="center"/>
+            <w:tcMar>
+              <w:top w:w="40" w:type="dxa"/>
+              <w:left w:w="50" w:type="dxa"/>
+              <w:bottom w:w="40" w:type="dxa"/>
+              <w:right w:w="50" w:type="dxa"/>
+            </w:tcMar>
+          </w:tcPr>
+          <w:p>
+            <w:pPr>
+              <w:spacing w:before="20" w:after="20" w:line="240" w:lineRule="auto"/>
+              <w:jc w:val="center"/>
+            </w:pPr>
+          </w:p>
+        </w:tc>
+        <w:tc>
+          <w:tcPr>
+            <w:tcW w:type="dxa" w:w="1077"/>
+            <w:vAlign w:val="center"/>
+            <w:tcMar>
+              <w:top w:w="40" w:type="dxa"/>
+              <w:left w:w="50" w:type="dxa"/>
+              <w:bottom w:w="40" w:type="dxa"/>
+              <w:right w:w="50" w:type="dxa"/>
+            </w:tcMar>
+          </w:tcPr>
+          <w:p>
+            <w:pPr>
+              <w:spacing w:before="20" w:after="20" w:line="240" w:lineRule="auto"/>
+              <w:jc w:val="center"/>
+            </w:pPr>
+          </w:p>
+        </w:tc>
+        <w:tc>
+          <w:tcPr>
+            <w:tcW w:type="dxa" w:w="1077"/>
+            <w:vAlign w:val="center"/>
+            <w:tcMar>
+              <w:top w:w="40" w:type="dxa"/>
+              <w:left w:w="50" w:type="dxa"/>
+              <w:bottom w:w="40" w:type="dxa"/>
+              <w:right w:w="50" w:type="dxa"/>
+            </w:tcMar>
+          </w:tcPr>
+          <w:p>
+            <w:pPr>
+              <w:spacing w:before="20" w:after="20" w:line="240" w:lineRule="auto"/>
+              <w:jc w:val="center"/>
+            </w:pPr>
+          </w:p>
+        </w:tc>
+      </w:tr>
+      <w:tr>
+        <w:trPr>
+          <w:trHeight w:val="595" w:hRule="atLeast"/>
+          <w:cantSplit/>
+        </w:trPr>
+        <w:tc>
+          <w:tcPr>
+            <w:tcW w:type="dxa" w:w="652"/>
+            <w:vAlign w:val="center"/>
+            <w:tcMar>
+              <w:top w:w="40" w:type="dxa"/>
+              <w:left w:w="50" w:type="dxa"/>
+              <w:bottom w:w="40" w:type="dxa"/>
+              <w:right w:w="50" w:type="dxa"/>
+            </w:tcMar>
+          </w:tcPr>
+          <w:p>
+            <w:pPr>
+              <w:spacing w:before="20" w:after="20" w:line="240" w:lineRule="auto"/>
+              <w:jc w:val="center"/>
+            </w:pPr>
+            <w:r>
+              <w:rPr>
+                <w:rFonts w:ascii="Arial" w:hAnsi="Arial" w:cs="Arial" w:eastAsia="Arial"/>
+                <w:b/>
+                <w:i w:val="0"/>
+                <w:sz w:val="20"/>
+              </w:rPr>
+              <w:t>14</w:t>
+            </w:r>
+          </w:p>
+        </w:tc>
+        <w:tc>
+          <w:tcPr>
+            <w:tcW w:type="dxa" w:w="6435"/>
+            <w:vAlign w:val="center"/>
+            <w:tcMar>
+              <w:top w:w="40" w:type="dxa"/>
+              <w:left w:w="50" w:type="dxa"/>
+              <w:bottom w:w="40" w:type="dxa"/>
+              <w:right w:w="50" w:type="dxa"/>
+            </w:tcMar>
+          </w:tcPr>
+          <w:p>
+            <w:pPr>
+              <w:spacing w:before="20" w:after="20" w:line="240" w:lineRule="auto"/>
+              <w:jc w:val="left"/>
+            </w:pPr>
+            <w:r>
+              <w:rPr>
+                <w:rFonts w:ascii="Arial" w:hAnsi="Arial" w:cs="Arial" w:eastAsia="Arial"/>
+                <w:b w:val="0"/>
+                <w:i w:val="0"/>
+                <w:sz w:val="18"/>
+              </w:rPr>
+              <w:t>Учет и планирование проведения повторных инструктажей</w:t>
+            </w:r>
+          </w:p>
+        </w:tc>
+        <w:tc>
+          <w:tcPr>
+            <w:tcW w:type="dxa" w:w="1077"/>
+            <w:vAlign w:val="center"/>
+            <w:tcMar>
+              <w:top w:w="40" w:type="dxa"/>
+              <w:left w:w="50" w:type="dxa"/>
+              <w:bottom w:w="40" w:type="dxa"/>
+              <w:right w:w="50" w:type="dxa"/>
+            </w:tcMar>
+          </w:tcPr>
+          <w:p>
+            <w:pPr>
+              <w:spacing w:before="20" w:after="20" w:line="240" w:lineRule="auto"/>
+              <w:jc w:val="center"/>
+            </w:pPr>
+          </w:p>
+        </w:tc>
+        <w:tc>
+          <w:tcPr>
+            <w:tcW w:type="dxa" w:w="1077"/>
+            <w:vAlign w:val="center"/>
+            <w:tcMar>
+              <w:top w:w="40" w:type="dxa"/>
+              <w:left w:w="50" w:type="dxa"/>
+              <w:bottom w:w="40" w:type="dxa"/>
+              <w:right w:w="50" w:type="dxa"/>
+            </w:tcMar>
+          </w:tcPr>
+          <w:p>
+            <w:pPr>
+              <w:spacing w:before="20" w:after="20" w:line="240" w:lineRule="auto"/>
+              <w:jc w:val="center"/>
+            </w:pPr>
+          </w:p>
+        </w:tc>
+        <w:tc>
+          <w:tcPr>
+            <w:tcW w:type="dxa" w:w="1077"/>
+            <w:vAlign w:val="center"/>
+            <w:tcMar>
+              <w:top w:w="40" w:type="dxa"/>
+              <w:left w:w="50" w:type="dxa"/>
+              <w:bottom w:w="40" w:type="dxa"/>
+              <w:right w:w="50" w:type="dxa"/>
+            </w:tcMar>
+          </w:tcPr>
+          <w:p>
+            <w:pPr>
+              <w:spacing w:before="20" w:after="20" w:line="240" w:lineRule="auto"/>
+              <w:jc w:val="center"/>
+            </w:pPr>
+          </w:p>
+        </w:tc>
+        <w:tc>
+          <w:tcPr>
+            <w:tcW w:type="dxa" w:w="1077"/>
+            <w:vAlign w:val="center"/>
+            <w:tcMar>
+              <w:top w:w="40" w:type="dxa"/>
+              <w:left w:w="50" w:type="dxa"/>
+              <w:bottom w:w="40" w:type="dxa"/>
+              <w:right w:w="50" w:type="dxa"/>
+            </w:tcMar>
+          </w:tcPr>
+          <w:p>
+            <w:pPr>
+              <w:spacing w:before="20" w:after="20" w:line="240" w:lineRule="auto"/>
+              <w:jc w:val="center"/>
+            </w:pPr>
+          </w:p>
+        </w:tc>
+        <w:tc>
+          <w:tcPr>
+            <w:tcW w:type="dxa" w:w="1077"/>
+            <w:vAlign w:val="center"/>
+            <w:tcMar>
+              <w:top w:w="40" w:type="dxa"/>
+              <w:left w:w="50" w:type="dxa"/>
+              <w:bottom w:w="40" w:type="dxa"/>
+              <w:right w:w="50" w:type="dxa"/>
+            </w:tcMar>
+          </w:tcPr>
+          <w:p>
+            <w:pPr>
+              <w:spacing w:before="20" w:after="20" w:line="240" w:lineRule="auto"/>
+              <w:jc w:val="center"/>
+            </w:pPr>
+          </w:p>
+        </w:tc>
+        <w:tc>
+          <w:tcPr>
+            <w:tcW w:type="dxa" w:w="1077"/>
+            <w:vAlign w:val="center"/>
+            <w:tcMar>
+              <w:top w:w="40" w:type="dxa"/>
+              <w:left w:w="50" w:type="dxa"/>
+              <w:bottom w:w="40" w:type="dxa"/>
+              <w:right w:w="50" w:type="dxa"/>
+            </w:tcMar>
+          </w:tcPr>
+          <w:p>
+            <w:pPr>
+              <w:spacing w:before="20" w:after="20" w:line="240" w:lineRule="auto"/>
+              <w:jc w:val="center"/>
+            </w:pPr>
+          </w:p>
+        </w:tc>
+        <w:tc>
+          <w:tcPr>
+            <w:tcW w:type="dxa" w:w="1077"/>
+            <w:vAlign w:val="center"/>
+            <w:tcMar>
+              <w:top w:w="40" w:type="dxa"/>
+              <w:left w:w="50" w:type="dxa"/>
+              <w:bottom w:w="40" w:type="dxa"/>
+              <w:right w:w="50" w:type="dxa"/>
+            </w:tcMar>
+          </w:tcPr>
+          <w:p>
+            <w:pPr>
+              <w:spacing w:before="20" w:after="20" w:line="240" w:lineRule="auto"/>
+              <w:jc w:val="center"/>
+            </w:pPr>
+          </w:p>
+        </w:tc>
+        <w:tc>
+          <w:tcPr>
+            <w:tcW w:type="dxa" w:w="1077"/>
+            <w:vAlign w:val="center"/>
+            <w:tcMar>
+              <w:top w:w="40" w:type="dxa"/>
+              <w:left w:w="50" w:type="dxa"/>
+              <w:bottom w:w="40" w:type="dxa"/>
+              <w:right w:w="50" w:type="dxa"/>
+            </w:tcMar>
+          </w:tcPr>
+          <w:p>
+            <w:pPr>
+              <w:spacing w:before="20" w:after="20" w:line="240" w:lineRule="auto"/>
+              <w:jc w:val="center"/>
+            </w:pPr>
+          </w:p>
+        </w:tc>
+      </w:tr>
+      <w:tr>
+        <w:trPr>
+          <w:trHeight w:val="595" w:hRule="atLeast"/>
+          <w:cantSplit/>
+        </w:trPr>
+        <w:tc>
+          <w:tcPr>
+            <w:tcW w:type="dxa" w:w="652"/>
+            <w:vAlign w:val="center"/>
+            <w:tcMar>
+              <w:top w:w="40" w:type="dxa"/>
+              <w:left w:w="50" w:type="dxa"/>
+              <w:bottom w:w="40" w:type="dxa"/>
+              <w:right w:w="50" w:type="dxa"/>
+            </w:tcMar>
+          </w:tcPr>
+          <w:p>
+            <w:pPr>
+              <w:spacing w:before="20" w:after="20" w:line="240" w:lineRule="auto"/>
+              <w:jc w:val="center"/>
+            </w:pPr>
+            <w:r>
+              <w:rPr>
+                <w:rFonts w:ascii="Arial" w:hAnsi="Arial" w:cs="Arial" w:eastAsia="Arial"/>
+                <w:b/>
+                <w:i w:val="0"/>
+                <w:sz w:val="20"/>
+              </w:rPr>
+              <w:t>15</w:t>
+            </w:r>
+          </w:p>
+        </w:tc>
+        <w:tc>
+          <w:tcPr>
+            <w:tcW w:type="dxa" w:w="6435"/>
+            <w:vAlign w:val="center"/>
+            <w:tcMar>
+              <w:top w:w="40" w:type="dxa"/>
+              <w:left w:w="50" w:type="dxa"/>
+              <w:bottom w:w="40" w:type="dxa"/>
+              <w:right w:w="50" w:type="dxa"/>
+            </w:tcMar>
+          </w:tcPr>
+          <w:p>
+            <w:pPr>
+              <w:spacing w:before="20" w:after="20" w:line="240" w:lineRule="auto"/>
+              <w:jc w:val="left"/>
+            </w:pPr>
+            <w:r>
+              <w:rPr>
+                <w:rFonts w:ascii="Arial" w:hAnsi="Arial" w:cs="Arial" w:eastAsia="Arial"/>
+                <w:b w:val="0"/>
+                <w:i w:val="0"/>
+                <w:sz w:val="18"/>
+              </w:rPr>
+              <w:t>Формирование ЛНД о проведении внепланового инструктажа</w:t>
+            </w:r>
+          </w:p>
+        </w:tc>
+        <w:tc>
+          <w:tcPr>
+            <w:tcW w:type="dxa" w:w="1077"/>
+            <w:vAlign w:val="center"/>
+            <w:tcMar>
+              <w:top w:w="40" w:type="dxa"/>
+              <w:left w:w="50" w:type="dxa"/>
+              <w:bottom w:w="40" w:type="dxa"/>
+              <w:right w:w="50" w:type="dxa"/>
+            </w:tcMar>
+          </w:tcPr>
+          <w:p>
+            <w:pPr>
+              <w:spacing w:before="20" w:after="20" w:line="240" w:lineRule="auto"/>
+              <w:jc w:val="center"/>
+            </w:pPr>
+          </w:p>
+        </w:tc>
+        <w:tc>
+          <w:tcPr>
+            <w:tcW w:type="dxa" w:w="1077"/>
+            <w:vAlign w:val="center"/>
+            <w:tcMar>
+              <w:top w:w="40" w:type="dxa"/>
+              <w:left w:w="50" w:type="dxa"/>
+              <w:bottom w:w="40" w:type="dxa"/>
+              <w:right w:w="50" w:type="dxa"/>
+            </w:tcMar>
+          </w:tcPr>
+          <w:p>
+            <w:pPr>
+              <w:spacing w:before="20" w:after="20" w:line="240" w:lineRule="auto"/>
+              <w:jc w:val="center"/>
+            </w:pPr>
+          </w:p>
+        </w:tc>
+        <w:tc>
+          <w:tcPr>
+            <w:tcW w:type="dxa" w:w="1077"/>
+            <w:vAlign w:val="center"/>
+            <w:tcMar>
+              <w:top w:w="40" w:type="dxa"/>
+              <w:left w:w="50" w:type="dxa"/>
+              <w:bottom w:w="40" w:type="dxa"/>
+              <w:right w:w="50" w:type="dxa"/>
+            </w:tcMar>
+          </w:tcPr>
+          <w:p>
+            <w:pPr>
+              <w:spacing w:before="20" w:after="20" w:line="240" w:lineRule="auto"/>
+              <w:jc w:val="center"/>
+            </w:pPr>
+          </w:p>
+        </w:tc>
+        <w:tc>
+          <w:tcPr>
+            <w:tcW w:type="dxa" w:w="1077"/>
+            <w:vAlign w:val="center"/>
+            <w:tcMar>
+              <w:top w:w="40" w:type="dxa"/>
+              <w:left w:w="50" w:type="dxa"/>
+              <w:bottom w:w="40" w:type="dxa"/>
+              <w:right w:w="50" w:type="dxa"/>
+            </w:tcMar>
+          </w:tcPr>
+          <w:p>
+            <w:pPr>
+              <w:spacing w:before="20" w:after="20" w:line="240" w:lineRule="auto"/>
+              <w:jc w:val="center"/>
+            </w:pPr>
+          </w:p>
+        </w:tc>
+        <w:tc>
+          <w:tcPr>
+            <w:tcW w:type="dxa" w:w="1077"/>
+            <w:vAlign w:val="center"/>
+            <w:tcMar>
+              <w:top w:w="40" w:type="dxa"/>
+              <w:left w:w="50" w:type="dxa"/>
+              <w:bottom w:w="40" w:type="dxa"/>
+              <w:right w:w="50" w:type="dxa"/>
+            </w:tcMar>
+          </w:tcPr>
+          <w:p>
+            <w:pPr>
+              <w:spacing w:before="20" w:after="20" w:line="240" w:lineRule="auto"/>
+              <w:jc w:val="center"/>
+            </w:pPr>
+          </w:p>
+        </w:tc>
+        <w:tc>
+          <w:tcPr>
+            <w:tcW w:type="dxa" w:w="1077"/>
+            <w:vAlign w:val="center"/>
+            <w:tcMar>
+              <w:top w:w="40" w:type="dxa"/>
+              <w:left w:w="50" w:type="dxa"/>
+              <w:bottom w:w="40" w:type="dxa"/>
+              <w:right w:w="50" w:type="dxa"/>
+            </w:tcMar>
+          </w:tcPr>
+          <w:p>
+            <w:pPr>
+              <w:spacing w:before="20" w:after="20" w:line="240" w:lineRule="auto"/>
+              <w:jc w:val="center"/>
+            </w:pPr>
+          </w:p>
+        </w:tc>
+        <w:tc>
+          <w:tcPr>
+            <w:tcW w:type="dxa" w:w="1077"/>
+            <w:vAlign w:val="center"/>
+            <w:tcMar>
+              <w:top w:w="40" w:type="dxa"/>
+              <w:left w:w="50" w:type="dxa"/>
+              <w:bottom w:w="40" w:type="dxa"/>
+              <w:right w:w="50" w:type="dxa"/>
+            </w:tcMar>
+          </w:tcPr>
+          <w:p>
+            <w:pPr>
+              <w:spacing w:before="20" w:after="20" w:line="240" w:lineRule="auto"/>
+              <w:jc w:val="center"/>
+            </w:pPr>
+          </w:p>
+        </w:tc>
+        <w:tc>
+          <w:tcPr>
+            <w:tcW w:type="dxa" w:w="1077"/>
+            <w:vAlign w:val="center"/>
+            <w:tcMar>
+              <w:top w:w="40" w:type="dxa"/>
+              <w:left w:w="50" w:type="dxa"/>
+              <w:bottom w:w="40" w:type="dxa"/>
+              <w:right w:w="50" w:type="dxa"/>
+            </w:tcMar>
+          </w:tcPr>
+          <w:p>
+            <w:pPr>
+              <w:spacing w:before="20" w:after="20" w:line="240" w:lineRule="auto"/>
+              <w:jc w:val="center"/>
+            </w:pPr>
+          </w:p>
+        </w:tc>
+      </w:tr>
+      <w:tr>
+        <w:trPr>
+          <w:trHeight w:val="595" w:hRule="atLeast"/>
+          <w:cantSplit/>
+        </w:trPr>
+        <w:tc>
+          <w:tcPr>
+            <w:tcW w:type="dxa" w:w="652"/>
+            <w:vAlign w:val="center"/>
+            <w:tcMar>
+              <w:top w:w="40" w:type="dxa"/>
+              <w:left w:w="50" w:type="dxa"/>
+              <w:bottom w:w="40" w:type="dxa"/>
+              <w:right w:w="50" w:type="dxa"/>
+            </w:tcMar>
+          </w:tcPr>
+          <w:p>
+            <w:pPr>
+              <w:spacing w:before="20" w:after="20" w:line="240" w:lineRule="auto"/>
+              <w:jc w:val="center"/>
+            </w:pPr>
+            <w:r>
+              <w:rPr>
+                <w:rFonts w:ascii="Arial" w:hAnsi="Arial" w:cs="Arial" w:eastAsia="Arial"/>
+                <w:b/>
+                <w:i w:val="0"/>
+                <w:sz w:val="20"/>
+              </w:rPr>
+              <w:t>16</w:t>
+            </w:r>
+          </w:p>
+        </w:tc>
+        <w:tc>
+          <w:tcPr>
+            <w:tcW w:type="dxa" w:w="6435"/>
+            <w:vAlign w:val="center"/>
+            <w:tcMar>
+              <w:top w:w="40" w:type="dxa"/>
+              <w:left w:w="50" w:type="dxa"/>
+              <w:bottom w:w="40" w:type="dxa"/>
+              <w:right w:w="50" w:type="dxa"/>
+            </w:tcMar>
+          </w:tcPr>
+          <w:p>
+            <w:pPr>
+              <w:spacing w:before="20" w:after="20" w:line="240" w:lineRule="auto"/>
+              <w:jc w:val="left"/>
+            </w:pPr>
+            <w:r>
+              <w:rPr>
+                <w:rFonts w:ascii="Arial" w:hAnsi="Arial" w:cs="Arial" w:eastAsia="Arial"/>
+                <w:b w:val="0"/>
+                <w:i w:val="0"/>
+                <w:sz w:val="18"/>
+              </w:rPr>
+              <w:t>Разработка материалов для проведения внепланового инструктажа</w:t>
+            </w:r>
+          </w:p>
+        </w:tc>
+        <w:tc>
+          <w:tcPr>
+            <w:tcW w:type="dxa" w:w="1077"/>
+            <w:vAlign w:val="center"/>
+            <w:tcMar>
+              <w:top w:w="40" w:type="dxa"/>
+              <w:left w:w="50" w:type="dxa"/>
+              <w:bottom w:w="40" w:type="dxa"/>
+              <w:right w:w="50" w:type="dxa"/>
+            </w:tcMar>
+          </w:tcPr>
+          <w:p>
+            <w:pPr>
+              <w:spacing w:before="20" w:after="20" w:line="240" w:lineRule="auto"/>
+              <w:jc w:val="center"/>
+            </w:pPr>
+          </w:p>
+        </w:tc>
+        <w:tc>
+          <w:tcPr>
+            <w:tcW w:type="dxa" w:w="1077"/>
+            <w:vAlign w:val="center"/>
+            <w:tcMar>
+              <w:top w:w="40" w:type="dxa"/>
+              <w:left w:w="50" w:type="dxa"/>
+              <w:bottom w:w="40" w:type="dxa"/>
+              <w:right w:w="50" w:type="dxa"/>
+            </w:tcMar>
+          </w:tcPr>
+          <w:p>
+            <w:pPr>
+              <w:spacing w:before="20" w:after="20" w:line="240" w:lineRule="auto"/>
+              <w:jc w:val="center"/>
+            </w:pPr>
+          </w:p>
+        </w:tc>
+        <w:tc>
+          <w:tcPr>
+            <w:tcW w:type="dxa" w:w="1077"/>
+            <w:vAlign w:val="center"/>
+            <w:tcMar>
+              <w:top w:w="40" w:type="dxa"/>
+              <w:left w:w="50" w:type="dxa"/>
+              <w:bottom w:w="40" w:type="dxa"/>
+              <w:right w:w="50" w:type="dxa"/>
+            </w:tcMar>
+          </w:tcPr>
+          <w:p>
+            <w:pPr>
+              <w:spacing w:before="20" w:after="20" w:line="240" w:lineRule="auto"/>
+              <w:jc w:val="center"/>
+            </w:pPr>
+          </w:p>
+        </w:tc>
+        <w:tc>
+          <w:tcPr>
+            <w:tcW w:type="dxa" w:w="1077"/>
+            <w:vAlign w:val="center"/>
+            <w:tcMar>
+              <w:top w:w="40" w:type="dxa"/>
+              <w:left w:w="50" w:type="dxa"/>
+              <w:bottom w:w="40" w:type="dxa"/>
+              <w:right w:w="50" w:type="dxa"/>
+            </w:tcMar>
+          </w:tcPr>
+          <w:p>
+            <w:pPr>
+              <w:spacing w:before="20" w:after="20" w:line="240" w:lineRule="auto"/>
+              <w:jc w:val="center"/>
+            </w:pPr>
+          </w:p>
+        </w:tc>
+        <w:tc>
+          <w:tcPr>
+            <w:tcW w:type="dxa" w:w="1077"/>
+            <w:vAlign w:val="center"/>
+            <w:tcMar>
+              <w:top w:w="40" w:type="dxa"/>
+              <w:left w:w="50" w:type="dxa"/>
+              <w:bottom w:w="40" w:type="dxa"/>
+              <w:right w:w="50" w:type="dxa"/>
+            </w:tcMar>
+          </w:tcPr>
+          <w:p>
+            <w:pPr>
+              <w:spacing w:before="20" w:after="20" w:line="240" w:lineRule="auto"/>
+              <w:jc w:val="center"/>
+            </w:pPr>
+          </w:p>
+        </w:tc>
+        <w:tc>
+          <w:tcPr>
+            <w:tcW w:type="dxa" w:w="1077"/>
+            <w:vAlign w:val="center"/>
+            <w:tcMar>
+              <w:top w:w="40" w:type="dxa"/>
+              <w:left w:w="50" w:type="dxa"/>
+              <w:bottom w:w="40" w:type="dxa"/>
+              <w:right w:w="50" w:type="dxa"/>
+            </w:tcMar>
+          </w:tcPr>
+          <w:p>
+            <w:pPr>
+              <w:spacing w:before="20" w:after="20" w:line="240" w:lineRule="auto"/>
+              <w:jc w:val="center"/>
+            </w:pPr>
+          </w:p>
+        </w:tc>
+        <w:tc>
+          <w:tcPr>
+            <w:tcW w:type="dxa" w:w="1077"/>
+            <w:vAlign w:val="center"/>
+            <w:tcMar>
+              <w:top w:w="40" w:type="dxa"/>
+              <w:left w:w="50" w:type="dxa"/>
+              <w:bottom w:w="40" w:type="dxa"/>
+              <w:right w:w="50" w:type="dxa"/>
+            </w:tcMar>
+          </w:tcPr>
+          <w:p>
+            <w:pPr>
+              <w:spacing w:before="20" w:after="20" w:line="240" w:lineRule="auto"/>
+              <w:jc w:val="center"/>
+            </w:pPr>
+          </w:p>
+        </w:tc>
+        <w:tc>
+          <w:tcPr>
+            <w:tcW w:type="dxa" w:w="1077"/>
+            <w:vAlign w:val="center"/>
+            <w:tcMar>
+              <w:top w:w="40" w:type="dxa"/>
+              <w:left w:w="50" w:type="dxa"/>
+              <w:bottom w:w="40" w:type="dxa"/>
+              <w:right w:w="50" w:type="dxa"/>
+            </w:tcMar>
+          </w:tcPr>
+          <w:p>
+            <w:pPr>
+              <w:spacing w:before="20" w:after="20" w:line="240" w:lineRule="auto"/>
+              <w:jc w:val="center"/>
+            </w:pPr>
+          </w:p>
+        </w:tc>
+      </w:tr>
+      <w:tr>
+        <w:trPr>
+          <w:trHeight w:val="595" w:hRule="atLeast"/>
+          <w:cantSplit/>
+        </w:trPr>
+        <w:tc>
+          <w:tcPr>
+            <w:tcW w:type="dxa" w:w="652"/>
+            <w:vAlign w:val="center"/>
+            <w:tcMar>
+              <w:top w:w="40" w:type="dxa"/>
+              <w:left w:w="50" w:type="dxa"/>
+              <w:bottom w:w="40" w:type="dxa"/>
+              <w:right w:w="50" w:type="dxa"/>
+            </w:tcMar>
+          </w:tcPr>
+          <w:p>
+            <w:pPr>
+              <w:spacing w:before="20" w:after="20" w:line="240" w:lineRule="auto"/>
+              <w:jc w:val="center"/>
+            </w:pPr>
+            <w:r>
+              <w:rPr>
+                <w:rFonts w:ascii="Arial" w:hAnsi="Arial" w:cs="Arial" w:eastAsia="Arial"/>
+                <w:b/>
+                <w:i w:val="0"/>
+                <w:sz w:val="20"/>
+              </w:rPr>
+              <w:t>17</w:t>
+            </w:r>
+          </w:p>
+        </w:tc>
+        <w:tc>
+          <w:tcPr>
+            <w:tcW w:type="dxa" w:w="6435"/>
+            <w:vAlign w:val="center"/>
+            <w:tcMar>
+              <w:top w:w="40" w:type="dxa"/>
+              <w:left w:w="50" w:type="dxa"/>
+              <w:bottom w:w="40" w:type="dxa"/>
+              <w:right w:w="50" w:type="dxa"/>
+            </w:tcMar>
+          </w:tcPr>
+          <w:p>
+            <w:pPr>
+              <w:spacing w:before="20" w:after="20" w:line="240" w:lineRule="auto"/>
+              <w:jc w:val="left"/>
+            </w:pPr>
+            <w:r>
+              <w:rPr>
+                <w:rFonts w:ascii="Arial" w:hAnsi="Arial" w:cs="Arial" w:eastAsia="Arial"/>
+                <w:b w:val="0"/>
+                <w:i w:val="0"/>
+                <w:sz w:val="18"/>
+              </w:rPr>
+              <w:t>Проведение внепланового инструктажа, а также проверки знания по результатам инструктажа</w:t>
+            </w:r>
+          </w:p>
+        </w:tc>
+        <w:tc>
+          <w:tcPr>
+            <w:tcW w:type="dxa" w:w="1077"/>
+            <w:vAlign w:val="center"/>
+            <w:tcMar>
+              <w:top w:w="40" w:type="dxa"/>
+              <w:left w:w="50" w:type="dxa"/>
+              <w:bottom w:w="40" w:type="dxa"/>
+              <w:right w:w="50" w:type="dxa"/>
+            </w:tcMar>
+          </w:tcPr>
+          <w:p>
+            <w:pPr>
+              <w:spacing w:before="20" w:after="20" w:line="240" w:lineRule="auto"/>
+              <w:jc w:val="center"/>
+            </w:pPr>
+          </w:p>
+        </w:tc>
+        <w:tc>
+          <w:tcPr>
+            <w:tcW w:type="dxa" w:w="1077"/>
+            <w:vAlign w:val="center"/>
+            <w:tcMar>
+              <w:top w:w="40" w:type="dxa"/>
+              <w:left w:w="50" w:type="dxa"/>
+              <w:bottom w:w="40" w:type="dxa"/>
+              <w:right w:w="50" w:type="dxa"/>
+            </w:tcMar>
+          </w:tcPr>
+          <w:p>
+            <w:pPr>
+              <w:spacing w:before="20" w:after="20" w:line="240" w:lineRule="auto"/>
+              <w:jc w:val="center"/>
+            </w:pPr>
+          </w:p>
+        </w:tc>
+        <w:tc>
+          <w:tcPr>
+            <w:tcW w:type="dxa" w:w="1077"/>
+            <w:vAlign w:val="center"/>
+            <w:tcMar>
+              <w:top w:w="40" w:type="dxa"/>
+              <w:left w:w="50" w:type="dxa"/>
+              <w:bottom w:w="40" w:type="dxa"/>
+              <w:right w:w="50" w:type="dxa"/>
+            </w:tcMar>
+          </w:tcPr>
+          <w:p>
+            <w:pPr>
+              <w:spacing w:before="20" w:after="20" w:line="240" w:lineRule="auto"/>
+              <w:jc w:val="center"/>
+            </w:pPr>
+          </w:p>
+        </w:tc>
+        <w:tc>
+          <w:tcPr>
+            <w:tcW w:type="dxa" w:w="1077"/>
+            <w:vAlign w:val="center"/>
+            <w:tcMar>
+              <w:top w:w="40" w:type="dxa"/>
+              <w:left w:w="50" w:type="dxa"/>
+              <w:bottom w:w="40" w:type="dxa"/>
+              <w:right w:w="50" w:type="dxa"/>
+            </w:tcMar>
+          </w:tcPr>
+          <w:p>
+            <w:pPr>
+              <w:spacing w:before="20" w:after="20" w:line="240" w:lineRule="auto"/>
+              <w:jc w:val="center"/>
+            </w:pPr>
+          </w:p>
+        </w:tc>
+        <w:tc>
+          <w:tcPr>
+            <w:tcW w:type="dxa" w:w="1077"/>
+            <w:vAlign w:val="center"/>
+            <w:tcMar>
+              <w:top w:w="40" w:type="dxa"/>
+              <w:left w:w="50" w:type="dxa"/>
+              <w:bottom w:w="40" w:type="dxa"/>
+              <w:right w:w="50" w:type="dxa"/>
+            </w:tcMar>
+          </w:tcPr>
+          <w:p>
+            <w:pPr>
+              <w:spacing w:before="20" w:after="20" w:line="240" w:lineRule="auto"/>
+              <w:jc w:val="center"/>
+            </w:pPr>
+          </w:p>
+        </w:tc>
+        <w:tc>
+          <w:tcPr>
+            <w:tcW w:type="dxa" w:w="1077"/>
+            <w:vAlign w:val="center"/>
+            <w:tcMar>
+              <w:top w:w="40" w:type="dxa"/>
+              <w:left w:w="50" w:type="dxa"/>
+              <w:bottom w:w="40" w:type="dxa"/>
+              <w:right w:w="50" w:type="dxa"/>
+            </w:tcMar>
+          </w:tcPr>
+          <w:p>
+            <w:pPr>
+              <w:spacing w:before="20" w:after="20" w:line="240" w:lineRule="auto"/>
+              <w:jc w:val="center"/>
+            </w:pPr>
+          </w:p>
+        </w:tc>
+        <w:tc>
+          <w:tcPr>
+            <w:tcW w:type="dxa" w:w="1077"/>
+            <w:vAlign w:val="center"/>
+            <w:tcMar>
+              <w:top w:w="40" w:type="dxa"/>
+              <w:left w:w="50" w:type="dxa"/>
+              <w:bottom w:w="40" w:type="dxa"/>
+              <w:right w:w="50" w:type="dxa"/>
+            </w:tcMar>
+          </w:tcPr>
+          <w:p>
+            <w:pPr>
+              <w:spacing w:before="20" w:after="20" w:line="240" w:lineRule="auto"/>
+              <w:jc w:val="center"/>
+            </w:pPr>
+          </w:p>
+        </w:tc>
+        <w:tc>
+          <w:tcPr>
+            <w:tcW w:type="dxa" w:w="1077"/>
+            <w:vAlign w:val="center"/>
+            <w:tcMar>
+              <w:top w:w="40" w:type="dxa"/>
+              <w:left w:w="50" w:type="dxa"/>
+              <w:bottom w:w="40" w:type="dxa"/>
+              <w:right w:w="50" w:type="dxa"/>
+            </w:tcMar>
+          </w:tcPr>
+          <w:p>
+            <w:pPr>
+              <w:spacing w:before="20" w:after="20" w:line="240" w:lineRule="auto"/>
+              <w:jc w:val="center"/>
+            </w:pPr>
+          </w:p>
+        </w:tc>
+      </w:tr>
+      <w:tr>
+        <w:trPr>
+          <w:trHeight w:val="595" w:hRule="atLeast"/>
+          <w:cantSplit/>
+        </w:trPr>
+        <w:tc>
+          <w:tcPr>
+            <w:tcW w:type="dxa" w:w="652"/>
+            <w:vAlign w:val="center"/>
+            <w:tcMar>
+              <w:top w:w="40" w:type="dxa"/>
+              <w:left w:w="50" w:type="dxa"/>
+              <w:bottom w:w="40" w:type="dxa"/>
+              <w:right w:w="50" w:type="dxa"/>
+            </w:tcMar>
+          </w:tcPr>
+          <w:p>
+            <w:pPr>
+              <w:spacing w:before="20" w:after="20" w:line="240" w:lineRule="auto"/>
+              <w:jc w:val="center"/>
+            </w:pPr>
+            <w:r>
+              <w:rPr>
+                <w:rFonts w:ascii="Arial" w:hAnsi="Arial" w:cs="Arial" w:eastAsia="Arial"/>
+                <w:b/>
+                <w:i w:val="0"/>
+                <w:sz w:val="20"/>
+              </w:rPr>
+              <w:t>18</w:t>
+            </w:r>
+          </w:p>
+        </w:tc>
+        <w:tc>
+          <w:tcPr>
+            <w:tcW w:type="dxa" w:w="6435"/>
+            <w:vAlign w:val="center"/>
+            <w:tcMar>
+              <w:top w:w="40" w:type="dxa"/>
+              <w:left w:w="50" w:type="dxa"/>
+              <w:bottom w:w="40" w:type="dxa"/>
+              <w:right w:w="50" w:type="dxa"/>
+            </w:tcMar>
+          </w:tcPr>
+          <w:p>
+            <w:pPr>
+              <w:spacing w:before="20" w:after="20" w:line="240" w:lineRule="auto"/>
+              <w:jc w:val="left"/>
+            </w:pPr>
+            <w:r>
+              <w:rPr>
+                <w:rFonts w:ascii="Arial" w:hAnsi="Arial" w:cs="Arial" w:eastAsia="Arial"/>
+                <w:b w:val="0"/>
+                <w:i w:val="0"/>
+                <w:sz w:val="18"/>
+              </w:rPr>
+              <w:t>Документирование внепланового инструктажа на рабочем месте</w:t>
+            </w:r>
+          </w:p>
+        </w:tc>
+        <w:tc>
+          <w:tcPr>
+            <w:tcW w:type="dxa" w:w="1077"/>
+            <w:vAlign w:val="center"/>
+            <w:tcMar>
+              <w:top w:w="40" w:type="dxa"/>
+              <w:left w:w="50" w:type="dxa"/>
+              <w:bottom w:w="40" w:type="dxa"/>
+              <w:right w:w="50" w:type="dxa"/>
+            </w:tcMar>
+          </w:tcPr>
+          <w:p>
+            <w:pPr>
+              <w:spacing w:before="20" w:after="20" w:line="240" w:lineRule="auto"/>
+              <w:jc w:val="center"/>
+            </w:pPr>
+          </w:p>
+        </w:tc>
+        <w:tc>
+          <w:tcPr>
+            <w:tcW w:type="dxa" w:w="1077"/>
+            <w:vAlign w:val="center"/>
+            <w:tcMar>
+              <w:top w:w="40" w:type="dxa"/>
+              <w:left w:w="50" w:type="dxa"/>
+              <w:bottom w:w="40" w:type="dxa"/>
+              <w:right w:w="50" w:type="dxa"/>
+            </w:tcMar>
+          </w:tcPr>
+          <w:p>
+            <w:pPr>
+              <w:spacing w:before="20" w:after="20" w:line="240" w:lineRule="auto"/>
+              <w:jc w:val="center"/>
+            </w:pPr>
+          </w:p>
+        </w:tc>
+        <w:tc>
+          <w:tcPr>
+            <w:tcW w:type="dxa" w:w="1077"/>
+            <w:vAlign w:val="center"/>
+            <w:tcMar>
+              <w:top w:w="40" w:type="dxa"/>
+              <w:left w:w="50" w:type="dxa"/>
+              <w:bottom w:w="40" w:type="dxa"/>
+              <w:right w:w="50" w:type="dxa"/>
+            </w:tcMar>
+          </w:tcPr>
+          <w:p>
+            <w:pPr>
+              <w:spacing w:before="20" w:after="20" w:line="240" w:lineRule="auto"/>
+              <w:jc w:val="center"/>
+            </w:pPr>
+          </w:p>
+        </w:tc>
+        <w:tc>
+          <w:tcPr>
+            <w:tcW w:type="dxa" w:w="1077"/>
+            <w:vAlign w:val="center"/>
+            <w:tcMar>
+              <w:top w:w="40" w:type="dxa"/>
+              <w:left w:w="50" w:type="dxa"/>
+              <w:bottom w:w="40" w:type="dxa"/>
+              <w:right w:w="50" w:type="dxa"/>
+            </w:tcMar>
+          </w:tcPr>
+          <w:p>
+            <w:pPr>
+              <w:spacing w:before="20" w:after="20" w:line="240" w:lineRule="auto"/>
+              <w:jc w:val="center"/>
+            </w:pPr>
+          </w:p>
+        </w:tc>
+        <w:tc>
+          <w:tcPr>
+            <w:tcW w:type="dxa" w:w="1077"/>
+            <w:vAlign w:val="center"/>
+            <w:tcMar>
+              <w:top w:w="40" w:type="dxa"/>
+              <w:left w:w="50" w:type="dxa"/>
+              <w:bottom w:w="40" w:type="dxa"/>
+              <w:right w:w="50" w:type="dxa"/>
+            </w:tcMar>
+          </w:tcPr>
+          <w:p>
+            <w:pPr>
+              <w:spacing w:before="20" w:after="20" w:line="240" w:lineRule="auto"/>
+              <w:jc w:val="center"/>
+            </w:pPr>
+          </w:p>
+        </w:tc>
+        <w:tc>
+          <w:tcPr>
+            <w:tcW w:type="dxa" w:w="1077"/>
+            <w:vAlign w:val="center"/>
+            <w:tcMar>
+              <w:top w:w="40" w:type="dxa"/>
+              <w:left w:w="50" w:type="dxa"/>
+              <w:bottom w:w="40" w:type="dxa"/>
+              <w:right w:w="50" w:type="dxa"/>
+            </w:tcMar>
+          </w:tcPr>
+          <w:p>
+            <w:pPr>
+              <w:spacing w:before="20" w:after="20" w:line="240" w:lineRule="auto"/>
+              <w:jc w:val="center"/>
+            </w:pPr>
+          </w:p>
+        </w:tc>
+        <w:tc>
+          <w:tcPr>
+            <w:tcW w:type="dxa" w:w="1077"/>
+            <w:vAlign w:val="center"/>
+            <w:tcMar>
+              <w:top w:w="40" w:type="dxa"/>
+              <w:left w:w="50" w:type="dxa"/>
+              <w:bottom w:w="40" w:type="dxa"/>
+              <w:right w:w="50" w:type="dxa"/>
+            </w:tcMar>
+          </w:tcPr>
+          <w:p>
+            <w:pPr>
+              <w:spacing w:before="20" w:after="20" w:line="240" w:lineRule="auto"/>
+              <w:jc w:val="center"/>
+            </w:pPr>
+          </w:p>
+        </w:tc>
+        <w:tc>
+          <w:tcPr>
+            <w:tcW w:type="dxa" w:w="1077"/>
+            <w:vAlign w:val="center"/>
+            <w:tcMar>
+              <w:top w:w="40" w:type="dxa"/>
+              <w:left w:w="50" w:type="dxa"/>
+              <w:bottom w:w="40" w:type="dxa"/>
+              <w:right w:w="50" w:type="dxa"/>
+            </w:tcMar>
+          </w:tcPr>
+          <w:p>
+            <w:pPr>
+              <w:spacing w:before="20" w:after="20" w:line="240" w:lineRule="auto"/>
+              <w:jc w:val="center"/>
+            </w:pPr>
+          </w:p>
+        </w:tc>
+      </w:tr>
+      <w:tr>
+        <w:trPr>
+          <w:trHeight w:val="595" w:hRule="atLeast"/>
+          <w:cantSplit/>
+        </w:trPr>
+        <w:tc>
+          <w:tcPr>
+            <w:tcW w:type="dxa" w:w="652"/>
+            <w:vAlign w:val="center"/>
+            <w:tcMar>
+              <w:top w:w="40" w:type="dxa"/>
+              <w:left w:w="50" w:type="dxa"/>
+              <w:bottom w:w="40" w:type="dxa"/>
+              <w:right w:w="50" w:type="dxa"/>
+            </w:tcMar>
+          </w:tcPr>
+          <w:p>
+            <w:pPr>
+              <w:spacing w:before="20" w:after="20" w:line="240" w:lineRule="auto"/>
+              <w:jc w:val="center"/>
+            </w:pPr>
+            <w:r>
+              <w:rPr>
+                <w:rFonts w:ascii="Arial" w:hAnsi="Arial" w:cs="Arial" w:eastAsia="Arial"/>
+                <w:b/>
+                <w:i w:val="0"/>
+                <w:sz w:val="20"/>
+              </w:rPr>
+              <w:t>19</w:t>
+            </w:r>
+          </w:p>
+        </w:tc>
+        <w:tc>
+          <w:tcPr>
+            <w:tcW w:type="dxa" w:w="6435"/>
+            <w:vAlign w:val="center"/>
+            <w:tcMar>
+              <w:top w:w="40" w:type="dxa"/>
+              <w:left w:w="50" w:type="dxa"/>
+              <w:bottom w:w="40" w:type="dxa"/>
+              <w:right w:w="50" w:type="dxa"/>
+            </w:tcMar>
+          </w:tcPr>
+          <w:p>
+            <w:pPr>
+              <w:spacing w:before="20" w:after="20" w:line="240" w:lineRule="auto"/>
+              <w:jc w:val="left"/>
+            </w:pPr>
+            <w:r>
+              <w:rPr>
+                <w:rFonts w:ascii="Arial" w:hAnsi="Arial" w:cs="Arial" w:eastAsia="Arial"/>
+                <w:b w:val="0"/>
+                <w:i w:val="0"/>
+                <w:sz w:val="18"/>
+              </w:rPr>
+              <w:t>Разработка материалов для проведения целевого инструктажа</w:t>
+            </w:r>
+          </w:p>
+        </w:tc>
+        <w:tc>
+          <w:tcPr>
+            <w:tcW w:type="dxa" w:w="1077"/>
+            <w:vAlign w:val="center"/>
+            <w:tcMar>
+              <w:top w:w="40" w:type="dxa"/>
+              <w:left w:w="50" w:type="dxa"/>
+              <w:bottom w:w="40" w:type="dxa"/>
+              <w:right w:w="50" w:type="dxa"/>
+            </w:tcMar>
+          </w:tcPr>
+          <w:p>
+            <w:pPr>
+              <w:spacing w:before="20" w:after="20" w:line="240" w:lineRule="auto"/>
+              <w:jc w:val="center"/>
+            </w:pPr>
+          </w:p>
+        </w:tc>
+        <w:tc>
+          <w:tcPr>
+            <w:tcW w:type="dxa" w:w="1077"/>
+            <w:vAlign w:val="center"/>
+            <w:tcMar>
+              <w:top w:w="40" w:type="dxa"/>
+              <w:left w:w="50" w:type="dxa"/>
+              <w:bottom w:w="40" w:type="dxa"/>
+              <w:right w:w="50" w:type="dxa"/>
+            </w:tcMar>
+          </w:tcPr>
+          <w:p>
+            <w:pPr>
+              <w:spacing w:before="20" w:after="20" w:line="240" w:lineRule="auto"/>
+              <w:jc w:val="center"/>
+            </w:pPr>
+          </w:p>
+        </w:tc>
+        <w:tc>
+          <w:tcPr>
+            <w:tcW w:type="dxa" w:w="1077"/>
+            <w:vAlign w:val="center"/>
+            <w:tcMar>
+              <w:top w:w="40" w:type="dxa"/>
+              <w:left w:w="50" w:type="dxa"/>
+              <w:bottom w:w="40" w:type="dxa"/>
+              <w:right w:w="50" w:type="dxa"/>
+            </w:tcMar>
+          </w:tcPr>
+          <w:p>
+            <w:pPr>
+              <w:spacing w:before="20" w:after="20" w:line="240" w:lineRule="auto"/>
+              <w:jc w:val="center"/>
+            </w:pPr>
+          </w:p>
+        </w:tc>
+        <w:tc>
+          <w:tcPr>
+            <w:tcW w:type="dxa" w:w="1077"/>
+            <w:vAlign w:val="center"/>
+            <w:tcMar>
+              <w:top w:w="40" w:type="dxa"/>
+              <w:left w:w="50" w:type="dxa"/>
+              <w:bottom w:w="40" w:type="dxa"/>
+              <w:right w:w="50" w:type="dxa"/>
+            </w:tcMar>
+          </w:tcPr>
+          <w:p>
+            <w:pPr>
+              <w:spacing w:before="20" w:after="20" w:line="240" w:lineRule="auto"/>
+              <w:jc w:val="center"/>
+            </w:pPr>
+          </w:p>
+        </w:tc>
+        <w:tc>
+          <w:tcPr>
+            <w:tcW w:type="dxa" w:w="1077"/>
+            <w:vAlign w:val="center"/>
+            <w:tcMar>
+              <w:top w:w="40" w:type="dxa"/>
+              <w:left w:w="50" w:type="dxa"/>
+              <w:bottom w:w="40" w:type="dxa"/>
+              <w:right w:w="50" w:type="dxa"/>
+            </w:tcMar>
+          </w:tcPr>
+          <w:p>
+            <w:pPr>
+              <w:spacing w:before="20" w:after="20" w:line="240" w:lineRule="auto"/>
+              <w:jc w:val="center"/>
+            </w:pPr>
+          </w:p>
+        </w:tc>
+        <w:tc>
+          <w:tcPr>
+            <w:tcW w:type="dxa" w:w="1077"/>
+            <w:vAlign w:val="center"/>
+            <w:tcMar>
+              <w:top w:w="40" w:type="dxa"/>
+              <w:left w:w="50" w:type="dxa"/>
+              <w:bottom w:w="40" w:type="dxa"/>
+              <w:right w:w="50" w:type="dxa"/>
+            </w:tcMar>
+          </w:tcPr>
+          <w:p>
+            <w:pPr>
+              <w:spacing w:before="20" w:after="20" w:line="240" w:lineRule="auto"/>
+              <w:jc w:val="center"/>
+            </w:pPr>
+          </w:p>
+        </w:tc>
+        <w:tc>
+          <w:tcPr>
+            <w:tcW w:type="dxa" w:w="1077"/>
+            <w:vAlign w:val="center"/>
+            <w:tcMar>
+              <w:top w:w="40" w:type="dxa"/>
+              <w:left w:w="50" w:type="dxa"/>
+              <w:bottom w:w="40" w:type="dxa"/>
+              <w:right w:w="50" w:type="dxa"/>
+            </w:tcMar>
+          </w:tcPr>
+          <w:p>
+            <w:pPr>
+              <w:spacing w:before="20" w:after="20" w:line="240" w:lineRule="auto"/>
+              <w:jc w:val="center"/>
+            </w:pPr>
+          </w:p>
+        </w:tc>
+        <w:tc>
+          <w:tcPr>
+            <w:tcW w:type="dxa" w:w="1077"/>
+            <w:vAlign w:val="center"/>
+            <w:tcMar>
+              <w:top w:w="40" w:type="dxa"/>
+              <w:left w:w="50" w:type="dxa"/>
+              <w:bottom w:w="40" w:type="dxa"/>
+              <w:right w:w="50" w:type="dxa"/>
+            </w:tcMar>
+          </w:tcPr>
+          <w:p>
+            <w:pPr>
+              <w:spacing w:before="20" w:after="20" w:line="240" w:lineRule="auto"/>
+              <w:jc w:val="center"/>
+            </w:pPr>
+          </w:p>
+        </w:tc>
+      </w:tr>
+      <w:tr>
+        <w:trPr>
+          <w:trHeight w:val="595" w:hRule="atLeast"/>
+          <w:cantSplit/>
+        </w:trPr>
+        <w:tc>
+          <w:tcPr>
+            <w:tcW w:type="dxa" w:w="652"/>
+            <w:vAlign w:val="center"/>
+            <w:tcMar>
+              <w:top w:w="40" w:type="dxa"/>
+              <w:left w:w="50" w:type="dxa"/>
+              <w:bottom w:w="40" w:type="dxa"/>
+              <w:right w:w="50" w:type="dxa"/>
+            </w:tcMar>
+          </w:tcPr>
+          <w:p>
+            <w:pPr>
+              <w:spacing w:before="20" w:after="20" w:line="240" w:lineRule="auto"/>
+              <w:jc w:val="center"/>
+            </w:pPr>
+            <w:r>
+              <w:rPr>
+                <w:rFonts w:ascii="Arial" w:hAnsi="Arial" w:cs="Arial" w:eastAsia="Arial"/>
+                <w:b/>
+                <w:i w:val="0"/>
+                <w:sz w:val="20"/>
+              </w:rPr>
+              <w:t>20</w:t>
+            </w:r>
+          </w:p>
+        </w:tc>
+        <w:tc>
+          <w:tcPr>
+            <w:tcW w:type="dxa" w:w="6435"/>
+            <w:vAlign w:val="center"/>
+            <w:tcMar>
+              <w:top w:w="40" w:type="dxa"/>
+              <w:left w:w="50" w:type="dxa"/>
+              <w:bottom w:w="40" w:type="dxa"/>
+              <w:right w:w="50" w:type="dxa"/>
+            </w:tcMar>
+          </w:tcPr>
+          <w:p>
+            <w:pPr>
+              <w:spacing w:before="20" w:after="20" w:line="240" w:lineRule="auto"/>
+              <w:jc w:val="left"/>
+            </w:pPr>
+            <w:r>
+              <w:rPr>
+                <w:rFonts w:ascii="Arial" w:hAnsi="Arial" w:cs="Arial" w:eastAsia="Arial"/>
+                <w:b w:val="0"/>
+                <w:i w:val="0"/>
+                <w:sz w:val="18"/>
+              </w:rPr>
+              <w:t>Проведение целевого инструктажа, а также проверки знания по результатам инструктажа</w:t>
+            </w:r>
+          </w:p>
+        </w:tc>
+        <w:tc>
+          <w:tcPr>
+            <w:tcW w:type="dxa" w:w="1077"/>
+            <w:vAlign w:val="center"/>
+            <w:tcMar>
+              <w:top w:w="40" w:type="dxa"/>
+              <w:left w:w="50" w:type="dxa"/>
+              <w:bottom w:w="40" w:type="dxa"/>
+              <w:right w:w="50" w:type="dxa"/>
+            </w:tcMar>
+          </w:tcPr>
+          <w:p>
+            <w:pPr>
+              <w:spacing w:before="20" w:after="20" w:line="240" w:lineRule="auto"/>
+              <w:jc w:val="center"/>
+            </w:pPr>
+          </w:p>
+        </w:tc>
+        <w:tc>
+          <w:tcPr>
+            <w:tcW w:type="dxa" w:w="1077"/>
+            <w:vAlign w:val="center"/>
+            <w:tcMar>
+              <w:top w:w="40" w:type="dxa"/>
+              <w:left w:w="50" w:type="dxa"/>
+              <w:bottom w:w="40" w:type="dxa"/>
+              <w:right w:w="50" w:type="dxa"/>
+            </w:tcMar>
+          </w:tcPr>
+          <w:p>
+            <w:pPr>
+              <w:spacing w:before="20" w:after="20" w:line="240" w:lineRule="auto"/>
+              <w:jc w:val="center"/>
+            </w:pPr>
+          </w:p>
+        </w:tc>
+        <w:tc>
+          <w:tcPr>
+            <w:tcW w:type="dxa" w:w="1077"/>
+            <w:vAlign w:val="center"/>
+            <w:tcMar>
+              <w:top w:w="40" w:type="dxa"/>
+              <w:left w:w="50" w:type="dxa"/>
+              <w:bottom w:w="40" w:type="dxa"/>
+              <w:right w:w="50" w:type="dxa"/>
+            </w:tcMar>
+          </w:tcPr>
+          <w:p>
+            <w:pPr>
+              <w:spacing w:before="20" w:after="20" w:line="240" w:lineRule="auto"/>
+              <w:jc w:val="center"/>
+            </w:pPr>
+          </w:p>
+        </w:tc>
+        <w:tc>
+          <w:tcPr>
+            <w:tcW w:type="dxa" w:w="1077"/>
+            <w:vAlign w:val="center"/>
+            <w:tcMar>
+              <w:top w:w="40" w:type="dxa"/>
+              <w:left w:w="50" w:type="dxa"/>
+              <w:bottom w:w="40" w:type="dxa"/>
+              <w:right w:w="50" w:type="dxa"/>
+            </w:tcMar>
+          </w:tcPr>
+          <w:p>
+            <w:pPr>
+              <w:spacing w:before="20" w:after="20" w:line="240" w:lineRule="auto"/>
+              <w:jc w:val="center"/>
+            </w:pPr>
+          </w:p>
+        </w:tc>
+        <w:tc>
+          <w:tcPr>
+            <w:tcW w:type="dxa" w:w="1077"/>
+            <w:vAlign w:val="center"/>
+            <w:tcMar>
+              <w:top w:w="40" w:type="dxa"/>
+              <w:left w:w="50" w:type="dxa"/>
+              <w:bottom w:w="40" w:type="dxa"/>
+              <w:right w:w="50" w:type="dxa"/>
+            </w:tcMar>
+          </w:tcPr>
+          <w:p>
+            <w:pPr>
+              <w:spacing w:before="20" w:after="20" w:line="240" w:lineRule="auto"/>
+              <w:jc w:val="center"/>
+            </w:pPr>
+          </w:p>
+        </w:tc>
+        <w:tc>
+          <w:tcPr>
+            <w:tcW w:type="dxa" w:w="1077"/>
+            <w:vAlign w:val="center"/>
+            <w:tcMar>
+              <w:top w:w="40" w:type="dxa"/>
+              <w:left w:w="50" w:type="dxa"/>
+              <w:bottom w:w="40" w:type="dxa"/>
+              <w:right w:w="50" w:type="dxa"/>
+            </w:tcMar>
+          </w:tcPr>
+          <w:p>
+            <w:pPr>
+              <w:spacing w:before="20" w:after="20" w:line="240" w:lineRule="auto"/>
+              <w:jc w:val="center"/>
+            </w:pPr>
+          </w:p>
+        </w:tc>
+        <w:tc>
+          <w:tcPr>
+            <w:tcW w:type="dxa" w:w="1077"/>
+            <w:vAlign w:val="center"/>
+            <w:tcMar>
+              <w:top w:w="40" w:type="dxa"/>
+              <w:left w:w="50" w:type="dxa"/>
+              <w:bottom w:w="40" w:type="dxa"/>
+              <w:right w:w="50" w:type="dxa"/>
+            </w:tcMar>
+          </w:tcPr>
+          <w:p>
+            <w:pPr>
+              <w:spacing w:before="20" w:after="20" w:line="240" w:lineRule="auto"/>
+              <w:jc w:val="center"/>
+            </w:pPr>
+          </w:p>
+        </w:tc>
+        <w:tc>
+          <w:tcPr>
+            <w:tcW w:type="dxa" w:w="1077"/>
+            <w:vAlign w:val="center"/>
+            <w:tcMar>
+              <w:top w:w="40" w:type="dxa"/>
+              <w:left w:w="50" w:type="dxa"/>
+              <w:bottom w:w="40" w:type="dxa"/>
+              <w:right w:w="50" w:type="dxa"/>
+            </w:tcMar>
+          </w:tcPr>
+          <w:p>
+            <w:pPr>
+              <w:spacing w:before="20" w:after="20" w:line="240" w:lineRule="auto"/>
+              <w:jc w:val="center"/>
+            </w:pPr>
+          </w:p>
+        </w:tc>
+      </w:tr>
+      <w:tr>
+        <w:trPr>
+          <w:trHeight w:val="595" w:hRule="atLeast"/>
+          <w:cantSplit/>
+        </w:trPr>
+        <w:tc>
+          <w:tcPr>
+            <w:tcW w:type="dxa" w:w="652"/>
+            <w:vAlign w:val="center"/>
+            <w:tcMar>
+              <w:top w:w="40" w:type="dxa"/>
+              <w:left w:w="50" w:type="dxa"/>
+              <w:bottom w:w="40" w:type="dxa"/>
+              <w:right w:w="50" w:type="dxa"/>
+            </w:tcMar>
+          </w:tcPr>
+          <w:p>
+            <w:pPr>
+              <w:spacing w:before="20" w:after="20" w:line="240" w:lineRule="auto"/>
+              <w:jc w:val="center"/>
+            </w:pPr>
+            <w:r>
+              <w:rPr>
+                <w:rFonts w:ascii="Arial" w:hAnsi="Arial" w:cs="Arial" w:eastAsia="Arial"/>
+                <w:b/>
+                <w:i w:val="0"/>
+                <w:sz w:val="20"/>
+              </w:rPr>
+              <w:t>21</w:t>
+            </w:r>
+          </w:p>
+        </w:tc>
+        <w:tc>
+          <w:tcPr>
+            <w:tcW w:type="dxa" w:w="6435"/>
+            <w:vAlign w:val="center"/>
+            <w:tcMar>
+              <w:top w:w="40" w:type="dxa"/>
+              <w:left w:w="50" w:type="dxa"/>
+              <w:bottom w:w="40" w:type="dxa"/>
+              <w:right w:w="50" w:type="dxa"/>
+            </w:tcMar>
+          </w:tcPr>
+          <w:p>
+            <w:pPr>
+              <w:spacing w:before="20" w:after="20" w:line="240" w:lineRule="auto"/>
+              <w:jc w:val="left"/>
+            </w:pPr>
+            <w:r>
+              <w:rPr>
+                <w:rFonts w:ascii="Arial" w:hAnsi="Arial" w:cs="Arial" w:eastAsia="Arial"/>
+                <w:b w:val="0"/>
+                <w:i w:val="0"/>
+                <w:sz w:val="18"/>
+              </w:rPr>
+              <w:t>Документирование целевого инструктажа</w:t>
+            </w:r>
+          </w:p>
+        </w:tc>
+        <w:tc>
+          <w:tcPr>
+            <w:tcW w:type="dxa" w:w="1077"/>
+            <w:vAlign w:val="center"/>
+            <w:tcMar>
+              <w:top w:w="40" w:type="dxa"/>
+              <w:left w:w="50" w:type="dxa"/>
+              <w:bottom w:w="40" w:type="dxa"/>
+              <w:right w:w="50" w:type="dxa"/>
+            </w:tcMar>
+          </w:tcPr>
+          <w:p>
+            <w:pPr>
+              <w:spacing w:before="20" w:after="20" w:line="240" w:lineRule="auto"/>
+              <w:jc w:val="center"/>
+            </w:pPr>
+          </w:p>
+        </w:tc>
+        <w:tc>
+          <w:tcPr>
+            <w:tcW w:type="dxa" w:w="1077"/>
+            <w:vAlign w:val="center"/>
+            <w:tcMar>
+              <w:top w:w="40" w:type="dxa"/>
+              <w:left w:w="50" w:type="dxa"/>
+              <w:bottom w:w="40" w:type="dxa"/>
+              <w:right w:w="50" w:type="dxa"/>
+            </w:tcMar>
+          </w:tcPr>
+          <w:p>
+            <w:pPr>
+              <w:spacing w:before="20" w:after="20" w:line="240" w:lineRule="auto"/>
+              <w:jc w:val="center"/>
+            </w:pPr>
+          </w:p>
+        </w:tc>
+        <w:tc>
+          <w:tcPr>
+            <w:tcW w:type="dxa" w:w="1077"/>
+            <w:vAlign w:val="center"/>
+            <w:tcMar>
+              <w:top w:w="40" w:type="dxa"/>
+              <w:left w:w="50" w:type="dxa"/>
+              <w:bottom w:w="40" w:type="dxa"/>
+              <w:right w:w="50" w:type="dxa"/>
+            </w:tcMar>
+          </w:tcPr>
+          <w:p>
+            <w:pPr>
+              <w:spacing w:before="20" w:after="20" w:line="240" w:lineRule="auto"/>
+              <w:jc w:val="center"/>
+            </w:pPr>
+          </w:p>
+        </w:tc>
+        <w:tc>
+          <w:tcPr>
+            <w:tcW w:type="dxa" w:w="1077"/>
+            <w:vAlign w:val="center"/>
+            <w:tcMar>
+              <w:top w:w="40" w:type="dxa"/>
+              <w:left w:w="50" w:type="dxa"/>
+              <w:bottom w:w="40" w:type="dxa"/>
+              <w:right w:w="50" w:type="dxa"/>
+            </w:tcMar>
+          </w:tcPr>
+          <w:p>
+            <w:pPr>
+              <w:spacing w:before="20" w:after="20" w:line="240" w:lineRule="auto"/>
+              <w:jc w:val="center"/>
+            </w:pPr>
+          </w:p>
+        </w:tc>
+        <w:tc>
+          <w:tcPr>
+            <w:tcW w:type="dxa" w:w="1077"/>
+            <w:vAlign w:val="center"/>
+            <w:tcMar>
+              <w:top w:w="40" w:type="dxa"/>
+              <w:left w:w="50" w:type="dxa"/>
+              <w:bottom w:w="40" w:type="dxa"/>
+              <w:right w:w="50" w:type="dxa"/>
+            </w:tcMar>
+          </w:tcPr>
+          <w:p>
+            <w:pPr>
+              <w:spacing w:before="20" w:after="20" w:line="240" w:lineRule="auto"/>
+              <w:jc w:val="center"/>
+            </w:pPr>
+          </w:p>
+        </w:tc>
+        <w:tc>
+          <w:tcPr>
+            <w:tcW w:type="dxa" w:w="1077"/>
+            <w:vAlign w:val="center"/>
+            <w:tcMar>
+              <w:top w:w="40" w:type="dxa"/>
+              <w:left w:w="50" w:type="dxa"/>
+              <w:bottom w:w="40" w:type="dxa"/>
+              <w:right w:w="50" w:type="dxa"/>
+            </w:tcMar>
+          </w:tcPr>
+          <w:p>
+            <w:pPr>
+              <w:spacing w:before="20" w:after="20" w:line="240" w:lineRule="auto"/>
+              <w:jc w:val="center"/>
+            </w:pPr>
+          </w:p>
+        </w:tc>
+        <w:tc>
+          <w:tcPr>
+            <w:tcW w:type="dxa" w:w="1077"/>
+            <w:vAlign w:val="center"/>
+            <w:tcMar>
+              <w:top w:w="40" w:type="dxa"/>
+              <w:left w:w="50" w:type="dxa"/>
+              <w:bottom w:w="40" w:type="dxa"/>
+              <w:right w:w="50" w:type="dxa"/>
+            </w:tcMar>
+          </w:tcPr>
+          <w:p>
+            <w:pPr>
+              <w:spacing w:before="20" w:after="20" w:line="240" w:lineRule="auto"/>
+              <w:jc w:val="center"/>
+            </w:pPr>
+          </w:p>
+        </w:tc>
+        <w:tc>
+          <w:tcPr>
+            <w:tcW w:type="dxa" w:w="1077"/>
             <w:vAlign w:val="center"/>
             <w:tcMar>
               <w:top w:w="40" w:type="dxa"/>
